--- a/M1-Prompt-Engineering/attachments/КИМ Занятие 1.1.docx
+++ b/M1-Prompt-Engineering/attachments/КИМ Занятие 1.1.docx
@@ -30,29 +30,7 @@
           <w:sz w:val="24"/>
           <w:szCs w:val="24"/>
         </w:rPr>
-        <w:t xml:space="preserve"> ЗАНЯТИЕ 1.1. Архитектура </w:t>
-      </w:r>
-      <w:proofErr w:type="spellStart"/>
-      <w:r>
-        <w:rPr>
-          <w:rFonts w:ascii="Times New Roman" w:hAnsi="Times New Roman" w:cs="Times New Roman"/>
-          <w:b/>
-          <w:bCs/>
-          <w:sz w:val="24"/>
-          <w:szCs w:val="24"/>
-        </w:rPr>
-        <w:t>промпта</w:t>
-      </w:r>
-      <w:proofErr w:type="spellEnd"/>
-      <w:r>
-        <w:rPr>
-          <w:rFonts w:ascii="Times New Roman" w:hAnsi="Times New Roman" w:cs="Times New Roman"/>
-          <w:b/>
-          <w:bCs/>
-          <w:sz w:val="24"/>
-          <w:szCs w:val="24"/>
-        </w:rPr>
-        <w:t xml:space="preserve"> и базовые паттерны</w:t>
+        <w:t xml:space="preserve"> ЗАНЯТИЕ 1.1. Архитектура промпта и базовые паттерны</w:t>
       </w:r>
     </w:p>
     <w:p>
@@ -73,29 +51,7 @@
           <w:sz w:val="24"/>
           <w:szCs w:val="24"/>
         </w:rPr>
-        <w:t xml:space="preserve">КИМ №1. Тест с автопроверкой «Архитектура </w:t>
-      </w:r>
-      <w:proofErr w:type="spellStart"/>
-      <w:r>
-        <w:rPr>
-          <w:rFonts w:ascii="Times New Roman" w:hAnsi="Times New Roman" w:cs="Times New Roman"/>
-          <w:i/>
-          <w:iCs/>
-          <w:sz w:val="24"/>
-          <w:szCs w:val="24"/>
-        </w:rPr>
-        <w:t>промпта</w:t>
-      </w:r>
-      <w:proofErr w:type="spellEnd"/>
-      <w:r>
-        <w:rPr>
-          <w:rFonts w:ascii="Times New Roman" w:hAnsi="Times New Roman" w:cs="Times New Roman"/>
-          <w:i/>
-          <w:iCs/>
-          <w:sz w:val="24"/>
-          <w:szCs w:val="24"/>
-        </w:rPr>
-        <w:t xml:space="preserve"> и базовые паттерны»</w:t>
+        <w:t xml:space="preserve">КИМ №1. Тест с автопроверкой «Архитектура промпта и базовые паттерны»</w:t>
       </w:r>
     </w:p>
     <w:p>
@@ -216,25 +172,7 @@
                 <w:sz w:val="24"/>
                 <w:szCs w:val="24"/>
               </w:rPr>
-              <w:t xml:space="preserve">Тест по теме «Архитектура </w:t>
-            </w:r>
-            <w:proofErr w:type="spellStart"/>
-            <w:r>
-              <w:rPr>
-                <w:rFonts w:ascii="Times New Roman" w:hAnsi="Times New Roman" w:cs="Times New Roman"/>
-                <w:sz w:val="24"/>
-                <w:szCs w:val="24"/>
-              </w:rPr>
-              <w:t>промпта</w:t>
-            </w:r>
-            <w:proofErr w:type="spellEnd"/>
-            <w:r>
-              <w:rPr>
-                <w:rFonts w:ascii="Times New Roman" w:hAnsi="Times New Roman" w:cs="Times New Roman"/>
-                <w:sz w:val="24"/>
-                <w:szCs w:val="24"/>
-              </w:rPr>
-              <w:t xml:space="preserve"> и базовые паттерны»</w:t>
+              <w:t xml:space="preserve">Тест по теме «Архитектура промпта и базовые паттерны»</w:t>
             </w:r>
           </w:p>
         </w:tc>
@@ -723,14 +661,6 @@
           <w:lang w:val="en-US"/>
         </w:rPr>
         <w:t>•</w:t>
-      </w:r>
-      <w:r>
-        <w:rPr>
-          <w:rFonts w:ascii="Times New Roman" w:hAnsi="Times New Roman" w:cs="Times New Roman"/>
-          <w:sz w:val="24"/>
-          <w:szCs w:val="24"/>
-          <w:lang w:val="en-US"/>
-        </w:rPr>
         <w:tab/>
         <w:t>A. top-p</w:t>
       </w:r>
@@ -752,14 +682,6 @@
           <w:lang w:val="en-US"/>
         </w:rPr>
         <w:t>•</w:t>
-      </w:r>
-      <w:r>
-        <w:rPr>
-          <w:rFonts w:ascii="Times New Roman" w:hAnsi="Times New Roman" w:cs="Times New Roman"/>
-          <w:sz w:val="24"/>
-          <w:szCs w:val="24"/>
-          <w:lang w:val="en-US"/>
-        </w:rPr>
         <w:tab/>
         <w:t>B. temperature</w:t>
       </w:r>
@@ -781,68 +703,30 @@
           <w:lang w:val="en-US"/>
         </w:rPr>
         <w:t>•</w:t>
-      </w:r>
-      <w:r>
+        <w:tab/>
+        <w:t xml:space="preserve">C. max_tokens</w:t>
+      </w:r>
+    </w:p>
+    <w:p>
+      <w:pPr>
         <w:rPr>
           <w:rFonts w:ascii="Times New Roman" w:hAnsi="Times New Roman" w:cs="Times New Roman"/>
           <w:sz w:val="24"/>
           <w:szCs w:val="24"/>
           <w:lang w:val="en-US"/>
         </w:rPr>
+      </w:pPr>
+      <w:r>
+        <w:rPr>
+          <w:rFonts w:ascii="Times New Roman" w:hAnsi="Times New Roman" w:cs="Times New Roman"/>
+          <w:sz w:val="24"/>
+          <w:szCs w:val="24"/>
+          <w:lang w:val="en-US"/>
+        </w:rPr>
+        <w:t>•</w:t>
         <w:tab/>
-        <w:t xml:space="preserve">C. </w:t>
-      </w:r>
-      <w:proofErr w:type="spellStart"/>
-      <w:r>
-        <w:rPr>
-          <w:rFonts w:ascii="Times New Roman" w:hAnsi="Times New Roman" w:cs="Times New Roman"/>
-          <w:sz w:val="24"/>
-          <w:szCs w:val="24"/>
-          <w:lang w:val="en-US"/>
-        </w:rPr>
-        <w:t>max_tokens</w:t>
-      </w:r>
-      <w:proofErr w:type="spellEnd"/>
-    </w:p>
-    <w:p>
-      <w:pPr>
-        <w:rPr>
-          <w:rFonts w:ascii="Times New Roman" w:hAnsi="Times New Roman" w:cs="Times New Roman"/>
-          <w:sz w:val="24"/>
-          <w:szCs w:val="24"/>
-          <w:lang w:val="en-US"/>
-        </w:rPr>
-      </w:pPr>
-      <w:r>
-        <w:rPr>
-          <w:rFonts w:ascii="Times New Roman" w:hAnsi="Times New Roman" w:cs="Times New Roman"/>
-          <w:sz w:val="24"/>
-          <w:szCs w:val="24"/>
-          <w:lang w:val="en-US"/>
-        </w:rPr>
-        <w:t>•</w:t>
-      </w:r>
-      <w:r>
-        <w:rPr>
-          <w:rFonts w:ascii="Times New Roman" w:hAnsi="Times New Roman" w:cs="Times New Roman"/>
-          <w:sz w:val="24"/>
-          <w:szCs w:val="24"/>
-          <w:lang w:val="en-US"/>
-        </w:rPr>
-        <w:tab/>
-        <w:t xml:space="preserve">D. </w:t>
-      </w:r>
-      <w:proofErr w:type="spellStart"/>
-      <w:r>
-        <w:rPr>
-          <w:rFonts w:ascii="Times New Roman" w:hAnsi="Times New Roman" w:cs="Times New Roman"/>
-          <w:sz w:val="24"/>
-          <w:szCs w:val="24"/>
-          <w:lang w:val="en-US"/>
-        </w:rPr>
-        <w:t>frequency_penalty</w:t>
-      </w:r>
-      <w:proofErr w:type="spellEnd"/>
+        <w:t xml:space="preserve">D. frequency_penalty</w:t>
+      </w:r>
     </w:p>
     <w:p>
       <w:pPr>
@@ -1020,18 +904,8 @@
                 <w:sz w:val="24"/>
                 <w:szCs w:val="24"/>
               </w:rPr>
-              <w:t xml:space="preserve">1. </w:t>
-            </w:r>
-            <w:proofErr w:type="spellStart"/>
-            <w:r>
-              <w:rPr>
-                <w:rFonts w:ascii="Times New Roman" w:hAnsi="Times New Roman" w:cs="Times New Roman"/>
-                <w:sz w:val="24"/>
-                <w:szCs w:val="24"/>
-              </w:rPr>
-              <w:t>temperature</w:t>
-            </w:r>
-            <w:proofErr w:type="spellEnd"/>
+              <w:t xml:space="preserve">1. temperature</w:t>
+            </w:r>
           </w:p>
         </w:tc>
         <w:tc>
@@ -1078,25 +952,7 @@
                 <w:sz w:val="24"/>
                 <w:szCs w:val="24"/>
               </w:rPr>
-              <w:t xml:space="preserve">2. </w:t>
-            </w:r>
-            <w:proofErr w:type="spellStart"/>
-            <w:r>
-              <w:rPr>
-                <w:rFonts w:ascii="Times New Roman" w:hAnsi="Times New Roman" w:cs="Times New Roman"/>
-                <w:sz w:val="24"/>
-                <w:szCs w:val="24"/>
-              </w:rPr>
-              <w:t>top</w:t>
-            </w:r>
-            <w:proofErr w:type="spellEnd"/>
-            <w:r>
-              <w:rPr>
-                <w:rFonts w:ascii="Times New Roman" w:hAnsi="Times New Roman" w:cs="Times New Roman"/>
-                <w:sz w:val="24"/>
-                <w:szCs w:val="24"/>
-              </w:rPr>
-              <w:t>-p</w:t>
+              <w:t xml:space="preserve">2. top-p</w:t>
             </w:r>
           </w:p>
         </w:tc>
@@ -1144,25 +1000,7 @@
                 <w:sz w:val="24"/>
                 <w:szCs w:val="24"/>
               </w:rPr>
-              <w:t xml:space="preserve">3. </w:t>
-            </w:r>
-            <w:proofErr w:type="spellStart"/>
-            <w:r>
-              <w:rPr>
-                <w:rFonts w:ascii="Times New Roman" w:hAnsi="Times New Roman" w:cs="Times New Roman"/>
-                <w:sz w:val="24"/>
-                <w:szCs w:val="24"/>
-              </w:rPr>
-              <w:t>top</w:t>
-            </w:r>
-            <w:proofErr w:type="spellEnd"/>
-            <w:r>
-              <w:rPr>
-                <w:rFonts w:ascii="Times New Roman" w:hAnsi="Times New Roman" w:cs="Times New Roman"/>
-                <w:sz w:val="24"/>
-                <w:szCs w:val="24"/>
-              </w:rPr>
-              <w:t>-k</w:t>
+              <w:t xml:space="preserve">3. top-k</w:t>
             </w:r>
           </w:p>
         </w:tc>
@@ -1210,18 +1048,8 @@
                 <w:sz w:val="24"/>
                 <w:szCs w:val="24"/>
               </w:rPr>
-              <w:t xml:space="preserve">4. </w:t>
-            </w:r>
-            <w:proofErr w:type="spellStart"/>
-            <w:r>
-              <w:rPr>
-                <w:rFonts w:ascii="Times New Roman" w:hAnsi="Times New Roman" w:cs="Times New Roman"/>
-                <w:sz w:val="24"/>
-                <w:szCs w:val="24"/>
-              </w:rPr>
-              <w:t>max_tokens</w:t>
-            </w:r>
-            <w:proofErr w:type="spellEnd"/>
+              <w:t xml:space="preserve">4. max_tokens</w:t>
+            </w:r>
           </w:p>
         </w:tc>
         <w:tc>
@@ -1305,25 +1133,7 @@
           <w:sz w:val="24"/>
           <w:szCs w:val="24"/>
         </w:rPr>
-        <w:t xml:space="preserve">3. Какой паттерн </w:t>
-      </w:r>
-      <w:proofErr w:type="spellStart"/>
-      <w:r>
-        <w:rPr>
-          <w:rFonts w:ascii="Times New Roman" w:hAnsi="Times New Roman" w:cs="Times New Roman"/>
-          <w:sz w:val="24"/>
-          <w:szCs w:val="24"/>
-        </w:rPr>
-        <w:t>промптинга</w:t>
-      </w:r>
-      <w:proofErr w:type="spellEnd"/>
-      <w:r>
-        <w:rPr>
-          <w:rFonts w:ascii="Times New Roman" w:hAnsi="Times New Roman" w:cs="Times New Roman"/>
-          <w:sz w:val="24"/>
-          <w:szCs w:val="24"/>
-        </w:rPr>
-        <w:t xml:space="preserve"> предполагает предоставление модели нескольких примеров выполнения задачи перед основным запросом?</w:t>
+        <w:t xml:space="preserve">3. Какой паттерн промптинга предполагает предоставление модели нескольких примеров выполнения задачи перед основным запросом?</w:t>
       </w:r>
     </w:p>
     <w:p>
@@ -1343,14 +1153,6 @@
           <w:lang w:val="en-US"/>
         </w:rPr>
         <w:t>•</w:t>
-      </w:r>
-      <w:r>
-        <w:rPr>
-          <w:rFonts w:ascii="Times New Roman" w:hAnsi="Times New Roman" w:cs="Times New Roman"/>
-          <w:sz w:val="24"/>
-          <w:szCs w:val="24"/>
-          <w:lang w:val="en-US"/>
-        </w:rPr>
         <w:tab/>
         <w:t>A. Zero-shot</w:t>
       </w:r>
@@ -1372,14 +1174,6 @@
           <w:lang w:val="en-US"/>
         </w:rPr>
         <w:t>•</w:t>
-      </w:r>
-      <w:r>
-        <w:rPr>
-          <w:rFonts w:ascii="Times New Roman" w:hAnsi="Times New Roman" w:cs="Times New Roman"/>
-          <w:sz w:val="24"/>
-          <w:szCs w:val="24"/>
-          <w:lang w:val="en-US"/>
-        </w:rPr>
         <w:tab/>
         <w:t>B. Few-shot</w:t>
       </w:r>
@@ -1401,14 +1195,6 @@
           <w:lang w:val="en-US"/>
         </w:rPr>
         <w:t>•</w:t>
-      </w:r>
-      <w:r>
-        <w:rPr>
-          <w:rFonts w:ascii="Times New Roman" w:hAnsi="Times New Roman" w:cs="Times New Roman"/>
-          <w:sz w:val="24"/>
-          <w:szCs w:val="24"/>
-          <w:lang w:val="en-US"/>
-        </w:rPr>
         <w:tab/>
         <w:t>C. Chain-of-Thought</w:t>
       </w:r>
@@ -1431,14 +1217,6 @@
         </w:rPr>
         <w:lastRenderedPageBreak/>
         <w:t>•</w:t>
-      </w:r>
-      <w:r>
-        <w:rPr>
-          <w:rFonts w:ascii="Times New Roman" w:hAnsi="Times New Roman" w:cs="Times New Roman"/>
-          <w:sz w:val="24"/>
-          <w:szCs w:val="24"/>
-          <w:lang w:val="en-US"/>
-        </w:rPr>
         <w:tab/>
         <w:t>D. Self-Consistency</w:t>
       </w:r>
@@ -1499,61 +1277,7 @@
           <w:sz w:val="24"/>
           <w:szCs w:val="24"/>
         </w:rPr>
-        <w:t xml:space="preserve">4. Какие из следующих утверждений о </w:t>
-      </w:r>
-      <w:proofErr w:type="spellStart"/>
-      <w:r>
-        <w:rPr>
-          <w:rFonts w:ascii="Times New Roman" w:hAnsi="Times New Roman" w:cs="Times New Roman"/>
-          <w:sz w:val="24"/>
-          <w:szCs w:val="24"/>
-        </w:rPr>
-        <w:t>Chain-of-Thought</w:t>
-      </w:r>
-      <w:proofErr w:type="spellEnd"/>
-      <w:r>
-        <w:rPr>
-          <w:rFonts w:ascii="Times New Roman" w:hAnsi="Times New Roman" w:cs="Times New Roman"/>
-          <w:sz w:val="24"/>
-          <w:szCs w:val="24"/>
-        </w:rPr>
-        <w:t xml:space="preserve"> (</w:t>
-      </w:r>
-      <w:proofErr w:type="spellStart"/>
-      <w:r>
-        <w:rPr>
-          <w:rFonts w:ascii="Times New Roman" w:hAnsi="Times New Roman" w:cs="Times New Roman"/>
-          <w:sz w:val="24"/>
-          <w:szCs w:val="24"/>
-        </w:rPr>
-        <w:t>CoT</w:t>
-      </w:r>
-      <w:proofErr w:type="spellEnd"/>
-      <w:r>
-        <w:rPr>
-          <w:rFonts w:ascii="Times New Roman" w:hAnsi="Times New Roman" w:cs="Times New Roman"/>
-          <w:sz w:val="24"/>
-          <w:szCs w:val="24"/>
-        </w:rPr>
-        <w:t xml:space="preserve">) </w:t>
-      </w:r>
-      <w:proofErr w:type="spellStart"/>
-      <w:r>
-        <w:rPr>
-          <w:rFonts w:ascii="Times New Roman" w:hAnsi="Times New Roman" w:cs="Times New Roman"/>
-          <w:sz w:val="24"/>
-          <w:szCs w:val="24"/>
-        </w:rPr>
-        <w:t>промптинге</w:t>
-      </w:r>
-      <w:proofErr w:type="spellEnd"/>
-      <w:r>
-        <w:rPr>
-          <w:rFonts w:ascii="Times New Roman" w:hAnsi="Times New Roman" w:cs="Times New Roman"/>
-          <w:sz w:val="24"/>
-          <w:szCs w:val="24"/>
-        </w:rPr>
-        <w:t xml:space="preserve"> верны? (Выберите все верные)</w:t>
+        <w:t xml:space="preserve">4. Какие из следующих утверждений о Chain-of-Thought (CoT) промптинге верны? (Выберите все верные)</w:t>
       </w:r>
     </w:p>
     <w:p>
@@ -1571,33 +1295,8 @@
           <w:szCs w:val="24"/>
         </w:rPr>
         <w:t>•</w:t>
-      </w:r>
-      <w:r>
-        <w:rPr>
-          <w:rFonts w:ascii="Times New Roman" w:hAnsi="Times New Roman" w:cs="Times New Roman"/>
-          <w:sz w:val="24"/>
-          <w:szCs w:val="24"/>
-        </w:rPr>
         <w:tab/>
-        <w:t xml:space="preserve">A. </w:t>
-      </w:r>
-      <w:proofErr w:type="spellStart"/>
-      <w:r>
-        <w:rPr>
-          <w:rFonts w:ascii="Times New Roman" w:hAnsi="Times New Roman" w:cs="Times New Roman"/>
-          <w:sz w:val="24"/>
-          <w:szCs w:val="24"/>
-        </w:rPr>
-        <w:t>CoT</w:t>
-      </w:r>
-      <w:proofErr w:type="spellEnd"/>
-      <w:r>
-        <w:rPr>
-          <w:rFonts w:ascii="Times New Roman" w:hAnsi="Times New Roman" w:cs="Times New Roman"/>
-          <w:sz w:val="24"/>
-          <w:szCs w:val="24"/>
-        </w:rPr>
-        <w:t xml:space="preserve"> требует, чтобы модель всегда выдавала ответ в одном токене</w:t>
+        <w:t xml:space="preserve">A. CoT требует, чтобы модель всегда выдавала ответ в одном токене</w:t>
       </w:r>
     </w:p>
     <w:p>
@@ -1615,33 +1314,8 @@
           <w:szCs w:val="24"/>
         </w:rPr>
         <w:t>•</w:t>
-      </w:r>
-      <w:r>
-        <w:rPr>
-          <w:rFonts w:ascii="Times New Roman" w:hAnsi="Times New Roman" w:cs="Times New Roman"/>
-          <w:sz w:val="24"/>
-          <w:szCs w:val="24"/>
-        </w:rPr>
         <w:tab/>
-        <w:t xml:space="preserve">B. </w:t>
-      </w:r>
-      <w:proofErr w:type="spellStart"/>
-      <w:r>
-        <w:rPr>
-          <w:rFonts w:ascii="Times New Roman" w:hAnsi="Times New Roman" w:cs="Times New Roman"/>
-          <w:sz w:val="24"/>
-          <w:szCs w:val="24"/>
-        </w:rPr>
-        <w:t>CoT</w:t>
-      </w:r>
-      <w:proofErr w:type="spellEnd"/>
-      <w:r>
-        <w:rPr>
-          <w:rFonts w:ascii="Times New Roman" w:hAnsi="Times New Roman" w:cs="Times New Roman"/>
-          <w:sz w:val="24"/>
-          <w:szCs w:val="24"/>
-        </w:rPr>
-        <w:t xml:space="preserve"> предлагает модели рассуждать пошагово, демонстрируя процесс решения</w:t>
+        <w:t xml:space="preserve">B. CoT предлагает модели рассуждать пошагово, демонстрируя процесс решения</w:t>
       </w:r>
     </w:p>
     <w:p>
@@ -1659,69 +1333,8 @@
           <w:szCs w:val="24"/>
         </w:rPr>
         <w:t>•</w:t>
-      </w:r>
-      <w:r>
-        <w:rPr>
-          <w:rFonts w:ascii="Times New Roman" w:hAnsi="Times New Roman" w:cs="Times New Roman"/>
-          <w:sz w:val="24"/>
-          <w:szCs w:val="24"/>
-        </w:rPr>
         <w:tab/>
-        <w:t xml:space="preserve">C. </w:t>
-      </w:r>
-      <w:proofErr w:type="spellStart"/>
-      <w:r>
-        <w:rPr>
-          <w:rFonts w:ascii="Times New Roman" w:hAnsi="Times New Roman" w:cs="Times New Roman"/>
-          <w:sz w:val="24"/>
-          <w:szCs w:val="24"/>
-        </w:rPr>
-        <w:t>CoT</w:t>
-      </w:r>
-      <w:proofErr w:type="spellEnd"/>
-      <w:r>
-        <w:rPr>
-          <w:rFonts w:ascii="Times New Roman" w:hAnsi="Times New Roman" w:cs="Times New Roman"/>
-          <w:sz w:val="24"/>
-          <w:szCs w:val="24"/>
-        </w:rPr>
-        <w:t xml:space="preserve"> может использоваться как в </w:t>
-      </w:r>
-      <w:proofErr w:type="spellStart"/>
-      <w:r>
-        <w:rPr>
-          <w:rFonts w:ascii="Times New Roman" w:hAnsi="Times New Roman" w:cs="Times New Roman"/>
-          <w:sz w:val="24"/>
-          <w:szCs w:val="24"/>
-        </w:rPr>
-        <w:t>zero-shot</w:t>
-      </w:r>
-      <w:proofErr w:type="spellEnd"/>
-      <w:r>
-        <w:rPr>
-          <w:rFonts w:ascii="Times New Roman" w:hAnsi="Times New Roman" w:cs="Times New Roman"/>
-          <w:sz w:val="24"/>
-          <w:szCs w:val="24"/>
-        </w:rPr>
-        <w:t xml:space="preserve">, так и в </w:t>
-      </w:r>
-      <w:proofErr w:type="spellStart"/>
-      <w:r>
-        <w:rPr>
-          <w:rFonts w:ascii="Times New Roman" w:hAnsi="Times New Roman" w:cs="Times New Roman"/>
-          <w:sz w:val="24"/>
-          <w:szCs w:val="24"/>
-        </w:rPr>
-        <w:t>few-shot</w:t>
-      </w:r>
-      <w:proofErr w:type="spellEnd"/>
-      <w:r>
-        <w:rPr>
-          <w:rFonts w:ascii="Times New Roman" w:hAnsi="Times New Roman" w:cs="Times New Roman"/>
-          <w:sz w:val="24"/>
-          <w:szCs w:val="24"/>
-        </w:rPr>
-        <w:t xml:space="preserve"> режимах</w:t>
+        <w:t xml:space="preserve">C. CoT может использоваться как в zero-shot, так и в few-shot режимах</w:t>
       </w:r>
     </w:p>
     <w:p>
@@ -1739,33 +1352,8 @@
           <w:szCs w:val="24"/>
         </w:rPr>
         <w:t>•</w:t>
-      </w:r>
-      <w:r>
-        <w:rPr>
-          <w:rFonts w:ascii="Times New Roman" w:hAnsi="Times New Roman" w:cs="Times New Roman"/>
-          <w:sz w:val="24"/>
-          <w:szCs w:val="24"/>
-        </w:rPr>
         <w:tab/>
-        <w:t xml:space="preserve">D. </w:t>
-      </w:r>
-      <w:proofErr w:type="spellStart"/>
-      <w:r>
-        <w:rPr>
-          <w:rFonts w:ascii="Times New Roman" w:hAnsi="Times New Roman" w:cs="Times New Roman"/>
-          <w:sz w:val="24"/>
-          <w:szCs w:val="24"/>
-        </w:rPr>
-        <w:t>CoT</w:t>
-      </w:r>
-      <w:proofErr w:type="spellEnd"/>
-      <w:r>
-        <w:rPr>
-          <w:rFonts w:ascii="Times New Roman" w:hAnsi="Times New Roman" w:cs="Times New Roman"/>
-          <w:sz w:val="24"/>
-          <w:szCs w:val="24"/>
-        </w:rPr>
-        <w:t xml:space="preserve"> неэффективен для арифметических и логических задач</w:t>
+        <w:t xml:space="preserve">D. CoT неэффективен для арифметических и логических задач</w:t>
       </w:r>
     </w:p>
     <w:p>
@@ -1824,43 +1412,7 @@
           <w:sz w:val="24"/>
           <w:szCs w:val="24"/>
         </w:rPr>
-        <w:t>5. В чём заключается идея самосогласованности (Self-</w:t>
-      </w:r>
-      <w:proofErr w:type="spellStart"/>
-      <w:r>
-        <w:rPr>
-          <w:rFonts w:ascii="Times New Roman" w:hAnsi="Times New Roman" w:cs="Times New Roman"/>
-          <w:sz w:val="24"/>
-          <w:szCs w:val="24"/>
-        </w:rPr>
-        <w:t>Consistency</w:t>
-      </w:r>
-      <w:proofErr w:type="spellEnd"/>
-      <w:r>
-        <w:rPr>
-          <w:rFonts w:ascii="Times New Roman" w:hAnsi="Times New Roman" w:cs="Times New Roman"/>
-          <w:sz w:val="24"/>
-          <w:szCs w:val="24"/>
-        </w:rPr>
-        <w:t xml:space="preserve">) при </w:t>
-      </w:r>
-      <w:proofErr w:type="spellStart"/>
-      <w:r>
-        <w:rPr>
-          <w:rFonts w:ascii="Times New Roman" w:hAnsi="Times New Roman" w:cs="Times New Roman"/>
-          <w:sz w:val="24"/>
-          <w:szCs w:val="24"/>
-        </w:rPr>
-        <w:t>промптинге</w:t>
-      </w:r>
-      <w:proofErr w:type="spellEnd"/>
-      <w:r>
-        <w:rPr>
-          <w:rFonts w:ascii="Times New Roman" w:hAnsi="Times New Roman" w:cs="Times New Roman"/>
-          <w:sz w:val="24"/>
-          <w:szCs w:val="24"/>
-        </w:rPr>
-        <w:t>?</w:t>
+        <w:t xml:space="preserve">5. В чём заключается идея самосогласованности (Self-Consistency) при промптинге?</w:t>
       </w:r>
     </w:p>
     <w:p>
@@ -1878,26 +1430,9 @@
           <w:szCs w:val="24"/>
         </w:rPr>
         <w:t>•</w:t>
-      </w:r>
-      <w:r>
-        <w:rPr>
-          <w:rFonts w:ascii="Times New Roman" w:hAnsi="Times New Roman" w:cs="Times New Roman"/>
-          <w:sz w:val="24"/>
-          <w:szCs w:val="24"/>
-        </w:rPr>
         <w:tab/>
-        <w:t xml:space="preserve">A. Модель всегда должна давать один и тот же ответ при любом </w:t>
-      </w:r>
-      <w:proofErr w:type="spellStart"/>
-      <w:r>
-        <w:rPr>
-          <w:rFonts w:ascii="Times New Roman" w:hAnsi="Times New Roman" w:cs="Times New Roman"/>
-          <w:sz w:val="24"/>
-          <w:szCs w:val="24"/>
-        </w:rPr>
-        <w:t>промпте</w:t>
-      </w:r>
-      <w:proofErr w:type="spellEnd"/>
+        <w:t xml:space="preserve">A. Модель всегда должна давать один и тот же ответ при любом промпте</w:t>
+      </w:r>
     </w:p>
     <w:p>
       <w:pPr>
@@ -1914,33 +1449,8 @@
           <w:szCs w:val="24"/>
         </w:rPr>
         <w:t>•</w:t>
-      </w:r>
-      <w:r>
-        <w:rPr>
-          <w:rFonts w:ascii="Times New Roman" w:hAnsi="Times New Roman" w:cs="Times New Roman"/>
-          <w:sz w:val="24"/>
-          <w:szCs w:val="24"/>
-        </w:rPr>
         <w:tab/>
-        <w:t xml:space="preserve">B. Генерируется несколько цепочек рассуждений через </w:t>
-      </w:r>
-      <w:proofErr w:type="spellStart"/>
-      <w:r>
-        <w:rPr>
-          <w:rFonts w:ascii="Times New Roman" w:hAnsi="Times New Roman" w:cs="Times New Roman"/>
-          <w:sz w:val="24"/>
-          <w:szCs w:val="24"/>
-        </w:rPr>
-        <w:t>CoT</w:t>
-      </w:r>
-      <w:proofErr w:type="spellEnd"/>
-      <w:r>
-        <w:rPr>
-          <w:rFonts w:ascii="Times New Roman" w:hAnsi="Times New Roman" w:cs="Times New Roman"/>
-          <w:sz w:val="24"/>
-          <w:szCs w:val="24"/>
-        </w:rPr>
-        <w:t>, и финальный ответ выбирается большинством голосов</w:t>
+        <w:t xml:space="preserve">B. Генерируется несколько цепочек рассуждений через CoT, и финальный ответ выбирается большинством голосов</w:t>
       </w:r>
     </w:p>
     <w:p>
@@ -1958,13 +1468,6 @@
           <w:szCs w:val="24"/>
         </w:rPr>
         <w:t>•</w:t>
-      </w:r>
-      <w:r>
-        <w:rPr>
-          <w:rFonts w:ascii="Times New Roman" w:hAnsi="Times New Roman" w:cs="Times New Roman"/>
-          <w:sz w:val="24"/>
-          <w:szCs w:val="24"/>
-        </w:rPr>
         <w:tab/>
         <w:t>C. Модель проверяет свой ответ на противоречия</w:t>
       </w:r>
@@ -1984,13 +1487,6 @@
           <w:szCs w:val="24"/>
         </w:rPr>
         <w:t>•</w:t>
-      </w:r>
-      <w:r>
-        <w:rPr>
-          <w:rFonts w:ascii="Times New Roman" w:hAnsi="Times New Roman" w:cs="Times New Roman"/>
-          <w:sz w:val="24"/>
-          <w:szCs w:val="24"/>
-        </w:rPr>
         <w:tab/>
         <w:t>D. Промпт должен содержать только один пример</w:t>
       </w:r>
@@ -2051,25 +1547,7 @@
           <w:sz w:val="24"/>
           <w:szCs w:val="24"/>
         </w:rPr>
-        <w:t xml:space="preserve">6. Какие элементы входят в архитектуру качественного </w:t>
-      </w:r>
-      <w:proofErr w:type="spellStart"/>
-      <w:r>
-        <w:rPr>
-          <w:rFonts w:ascii="Times New Roman" w:hAnsi="Times New Roman" w:cs="Times New Roman"/>
-          <w:sz w:val="24"/>
-          <w:szCs w:val="24"/>
-        </w:rPr>
-        <w:t>промпта</w:t>
-      </w:r>
-      <w:proofErr w:type="spellEnd"/>
-      <w:r>
-        <w:rPr>
-          <w:rFonts w:ascii="Times New Roman" w:hAnsi="Times New Roman" w:cs="Times New Roman"/>
-          <w:sz w:val="24"/>
-          <w:szCs w:val="24"/>
-        </w:rPr>
-        <w:t>? (Выберите все верные)</w:t>
+        <w:t xml:space="preserve">6. Какие элементы входят в архитектуру качественного промпта? (Выберите все верные)</w:t>
       </w:r>
     </w:p>
     <w:p>
@@ -2087,51 +1565,8 @@
           <w:szCs w:val="24"/>
         </w:rPr>
         <w:t>•</w:t>
-      </w:r>
-      <w:r>
-        <w:rPr>
-          <w:rFonts w:ascii="Times New Roman" w:hAnsi="Times New Roman" w:cs="Times New Roman"/>
-          <w:sz w:val="24"/>
-          <w:szCs w:val="24"/>
-        </w:rPr>
         <w:tab/>
-        <w:t>A. Роль (</w:t>
-      </w:r>
-      <w:proofErr w:type="spellStart"/>
-      <w:r>
-        <w:rPr>
-          <w:rFonts w:ascii="Times New Roman" w:hAnsi="Times New Roman" w:cs="Times New Roman"/>
-          <w:sz w:val="24"/>
-          <w:szCs w:val="24"/>
-        </w:rPr>
-        <w:t>system</w:t>
-      </w:r>
-      <w:proofErr w:type="spellEnd"/>
-      <w:r>
-        <w:rPr>
-          <w:rFonts w:ascii="Times New Roman" w:hAnsi="Times New Roman" w:cs="Times New Roman"/>
-          <w:sz w:val="24"/>
-          <w:szCs w:val="24"/>
-        </w:rPr>
-        <w:t xml:space="preserve"> </w:t>
-      </w:r>
-      <w:proofErr w:type="spellStart"/>
-      <w:r>
-        <w:rPr>
-          <w:rFonts w:ascii="Times New Roman" w:hAnsi="Times New Roman" w:cs="Times New Roman"/>
-          <w:sz w:val="24"/>
-          <w:szCs w:val="24"/>
-        </w:rPr>
-        <w:t>role</w:t>
-      </w:r>
-      <w:proofErr w:type="spellEnd"/>
-      <w:r>
-        <w:rPr>
-          <w:rFonts w:ascii="Times New Roman" w:hAnsi="Times New Roman" w:cs="Times New Roman"/>
-          <w:sz w:val="24"/>
-          <w:szCs w:val="24"/>
-        </w:rPr>
-        <w:t>)</w:t>
+        <w:t xml:space="preserve">A. Роль (system role)</w:t>
       </w:r>
     </w:p>
     <w:p>
@@ -2149,13 +1584,6 @@
           <w:szCs w:val="24"/>
         </w:rPr>
         <w:t>•</w:t>
-      </w:r>
-      <w:r>
-        <w:rPr>
-          <w:rFonts w:ascii="Times New Roman" w:hAnsi="Times New Roman" w:cs="Times New Roman"/>
-          <w:sz w:val="24"/>
-          <w:szCs w:val="24"/>
-        </w:rPr>
         <w:tab/>
         <w:t>B. Инструкция / задача</w:t>
       </w:r>
@@ -2175,13 +1603,6 @@
           <w:szCs w:val="24"/>
         </w:rPr>
         <w:t>•</w:t>
-      </w:r>
-      <w:r>
-        <w:rPr>
-          <w:rFonts w:ascii="Times New Roman" w:hAnsi="Times New Roman" w:cs="Times New Roman"/>
-          <w:sz w:val="24"/>
-          <w:szCs w:val="24"/>
-        </w:rPr>
         <w:tab/>
         <w:t>C. Количество параметров модели</w:t>
       </w:r>
@@ -2201,13 +1622,6 @@
           <w:szCs w:val="24"/>
         </w:rPr>
         <w:t>•</w:t>
-      </w:r>
-      <w:r>
-        <w:rPr>
-          <w:rFonts w:ascii="Times New Roman" w:hAnsi="Times New Roman" w:cs="Times New Roman"/>
-          <w:sz w:val="24"/>
-          <w:szCs w:val="24"/>
-        </w:rPr>
         <w:tab/>
         <w:t>D. Контекст и ограничения</w:t>
       </w:r>
@@ -2227,13 +1641,6 @@
           <w:szCs w:val="24"/>
         </w:rPr>
         <w:t>•</w:t>
-      </w:r>
-      <w:r>
-        <w:rPr>
-          <w:rFonts w:ascii="Times New Roman" w:hAnsi="Times New Roman" w:cs="Times New Roman"/>
-          <w:sz w:val="24"/>
-          <w:szCs w:val="24"/>
-        </w:rPr>
         <w:tab/>
         <w:t>E. Ожидаемый формат вывода</w:t>
       </w:r>
@@ -2294,43 +1701,7 @@
           <w:sz w:val="24"/>
           <w:szCs w:val="24"/>
         </w:rPr>
-        <w:t xml:space="preserve">7. Для какой задачи лучше всего подходит </w:t>
-      </w:r>
-      <w:proofErr w:type="spellStart"/>
-      <w:r>
-        <w:rPr>
-          <w:rFonts w:ascii="Times New Roman" w:hAnsi="Times New Roman" w:cs="Times New Roman"/>
-          <w:sz w:val="24"/>
-          <w:szCs w:val="24"/>
-        </w:rPr>
-        <w:t>zero-shot</w:t>
-      </w:r>
-      <w:proofErr w:type="spellEnd"/>
-      <w:r>
-        <w:rPr>
-          <w:rFonts w:ascii="Times New Roman" w:hAnsi="Times New Roman" w:cs="Times New Roman"/>
-          <w:sz w:val="24"/>
-          <w:szCs w:val="24"/>
-        </w:rPr>
-        <w:t xml:space="preserve"> </w:t>
-      </w:r>
-      <w:proofErr w:type="spellStart"/>
-      <w:r>
-        <w:rPr>
-          <w:rFonts w:ascii="Times New Roman" w:hAnsi="Times New Roman" w:cs="Times New Roman"/>
-          <w:sz w:val="24"/>
-          <w:szCs w:val="24"/>
-        </w:rPr>
-        <w:t>промптинг</w:t>
-      </w:r>
-      <w:proofErr w:type="spellEnd"/>
-      <w:r>
-        <w:rPr>
-          <w:rFonts w:ascii="Times New Roman" w:hAnsi="Times New Roman" w:cs="Times New Roman"/>
-          <w:sz w:val="24"/>
-          <w:szCs w:val="24"/>
-        </w:rPr>
-        <w:t>?</w:t>
+        <w:t xml:space="preserve">7. Для какой задачи лучше всего подходит zero-shot промптинг?</w:t>
       </w:r>
     </w:p>
     <w:p>
@@ -2348,13 +1719,6 @@
           <w:szCs w:val="24"/>
         </w:rPr>
         <w:t>•</w:t>
-      </w:r>
-      <w:r>
-        <w:rPr>
-          <w:rFonts w:ascii="Times New Roman" w:hAnsi="Times New Roman" w:cs="Times New Roman"/>
-          <w:sz w:val="24"/>
-          <w:szCs w:val="24"/>
-        </w:rPr>
         <w:tab/>
         <w:t>A. Для задач, требующих строгого соблюдения формата вывода</w:t>
       </w:r>
@@ -2374,13 +1738,6 @@
           <w:szCs w:val="24"/>
         </w:rPr>
         <w:t>•</w:t>
-      </w:r>
-      <w:r>
-        <w:rPr>
-          <w:rFonts w:ascii="Times New Roman" w:hAnsi="Times New Roman" w:cs="Times New Roman"/>
-          <w:sz w:val="24"/>
-          <w:szCs w:val="24"/>
-        </w:rPr>
         <w:tab/>
         <w:t>B. Для простых, хорошо знакомых модели задач, где примеры не требуются</w:t>
       </w:r>
@@ -2400,13 +1757,6 @@
           <w:szCs w:val="24"/>
         </w:rPr>
         <w:t>•</w:t>
-      </w:r>
-      <w:r>
-        <w:rPr>
-          <w:rFonts w:ascii="Times New Roman" w:hAnsi="Times New Roman" w:cs="Times New Roman"/>
-          <w:sz w:val="24"/>
-          <w:szCs w:val="24"/>
-        </w:rPr>
         <w:tab/>
         <w:t>C. Для задач, где нужно обучить модель новому поведению</w:t>
       </w:r>
@@ -2426,13 +1776,6 @@
           <w:szCs w:val="24"/>
         </w:rPr>
         <w:t>•</w:t>
-      </w:r>
-      <w:r>
-        <w:rPr>
-          <w:rFonts w:ascii="Times New Roman" w:hAnsi="Times New Roman" w:cs="Times New Roman"/>
-          <w:sz w:val="24"/>
-          <w:szCs w:val="24"/>
-        </w:rPr>
         <w:tab/>
         <w:t>D. Только для задач классификации</w:t>
       </w:r>
@@ -2494,25 +1837,7 @@
           <w:szCs w:val="24"/>
         </w:rPr>
         <w:lastRenderedPageBreak/>
-        <w:t xml:space="preserve">8. Расположите этапы создания </w:t>
-      </w:r>
-      <w:proofErr w:type="spellStart"/>
-      <w:r>
-        <w:rPr>
-          <w:rFonts w:ascii="Times New Roman" w:hAnsi="Times New Roman" w:cs="Times New Roman"/>
-          <w:sz w:val="24"/>
-          <w:szCs w:val="24"/>
-        </w:rPr>
-        <w:t>промпта</w:t>
-      </w:r>
-      <w:proofErr w:type="spellEnd"/>
-      <w:r>
-        <w:rPr>
-          <w:rFonts w:ascii="Times New Roman" w:hAnsi="Times New Roman" w:cs="Times New Roman"/>
-          <w:sz w:val="24"/>
-          <w:szCs w:val="24"/>
-        </w:rPr>
-        <w:t xml:space="preserve"> в правильной последовательности:</w:t>
+        <w:t xml:space="preserve">8. Расположите этапы создания промпта в правильной последовательности:</w:t>
       </w:r>
     </w:p>
     <w:p>
@@ -2530,13 +1855,6 @@
           <w:szCs w:val="24"/>
         </w:rPr>
         <w:t>1.</w:t>
-      </w:r>
-      <w:r>
-        <w:rPr>
-          <w:rFonts w:ascii="Times New Roman" w:hAnsi="Times New Roman" w:cs="Times New Roman"/>
-          <w:sz w:val="24"/>
-          <w:szCs w:val="24"/>
-        </w:rPr>
         <w:tab/>
         <w:t>Определение роли модели</w:t>
       </w:r>
@@ -2556,13 +1874,6 @@
           <w:szCs w:val="24"/>
         </w:rPr>
         <w:t>2.</w:t>
-      </w:r>
-      <w:r>
-        <w:rPr>
-          <w:rFonts w:ascii="Times New Roman" w:hAnsi="Times New Roman" w:cs="Times New Roman"/>
-          <w:sz w:val="24"/>
-          <w:szCs w:val="24"/>
-        </w:rPr>
         <w:tab/>
         <w:t>Формулировка задачи</w:t>
       </w:r>
@@ -2582,13 +1893,6 @@
           <w:szCs w:val="24"/>
         </w:rPr>
         <w:t>3.</w:t>
-      </w:r>
-      <w:r>
-        <w:rPr>
-          <w:rFonts w:ascii="Times New Roman" w:hAnsi="Times New Roman" w:cs="Times New Roman"/>
-          <w:sz w:val="24"/>
-          <w:szCs w:val="24"/>
-        </w:rPr>
         <w:tab/>
         <w:t>Указание формата вывода</w:t>
       </w:r>
@@ -2608,13 +1912,6 @@
           <w:szCs w:val="24"/>
         </w:rPr>
         <w:t>4.</w:t>
-      </w:r>
-      <w:r>
-        <w:rPr>
-          <w:rFonts w:ascii="Times New Roman" w:hAnsi="Times New Roman" w:cs="Times New Roman"/>
-          <w:sz w:val="24"/>
-          <w:szCs w:val="24"/>
-        </w:rPr>
         <w:tab/>
         <w:t>Добавление контекстной информации</w:t>
       </w:r>
@@ -2634,33 +1931,8 @@
           <w:szCs w:val="24"/>
         </w:rPr>
         <w:t>5.</w:t>
-      </w:r>
-      <w:r>
-        <w:rPr>
-          <w:rFonts w:ascii="Times New Roman" w:hAnsi="Times New Roman" w:cs="Times New Roman"/>
-          <w:sz w:val="24"/>
-          <w:szCs w:val="24"/>
-        </w:rPr>
         <w:tab/>
-        <w:t>(Опционально) Добавление примеров (</w:t>
-      </w:r>
-      <w:proofErr w:type="spellStart"/>
-      <w:r>
-        <w:rPr>
-          <w:rFonts w:ascii="Times New Roman" w:hAnsi="Times New Roman" w:cs="Times New Roman"/>
-          <w:sz w:val="24"/>
-          <w:szCs w:val="24"/>
-        </w:rPr>
-        <w:t>few-shot</w:t>
-      </w:r>
-      <w:proofErr w:type="spellEnd"/>
-      <w:r>
-        <w:rPr>
-          <w:rFonts w:ascii="Times New Roman" w:hAnsi="Times New Roman" w:cs="Times New Roman"/>
-          <w:sz w:val="24"/>
-          <w:szCs w:val="24"/>
-        </w:rPr>
-        <w:t>)</w:t>
+        <w:t>(Опционально) Добавление примеров (few-shot)</w:t>
       </w:r>
     </w:p>
     <w:p>
@@ -2739,14 +2011,6 @@
           <w:lang w:val="en-US"/>
         </w:rPr>
         <w:t>•</w:t>
-      </w:r>
-      <w:r>
-        <w:rPr>
-          <w:rFonts w:ascii="Times New Roman" w:hAnsi="Times New Roman" w:cs="Times New Roman"/>
-          <w:sz w:val="24"/>
-          <w:szCs w:val="24"/>
-          <w:lang w:val="en-US"/>
-        </w:rPr>
         <w:tab/>
         <w:t>A. temperature</w:t>
       </w:r>
@@ -2768,303 +2032,179 @@
           <w:lang w:val="en-US"/>
         </w:rPr>
         <w:t>•</w:t>
-      </w:r>
-      <w:r>
+        <w:tab/>
+        <w:t xml:space="preserve">B. top_p</w:t>
+      </w:r>
+    </w:p>
+    <w:p>
+      <w:pPr>
         <w:rPr>
           <w:rFonts w:ascii="Times New Roman" w:hAnsi="Times New Roman" w:cs="Times New Roman"/>
           <w:sz w:val="24"/>
           <w:szCs w:val="24"/>
           <w:lang w:val="en-US"/>
         </w:rPr>
+      </w:pPr>
+      <w:r>
+        <w:rPr>
+          <w:rFonts w:ascii="Times New Roman" w:hAnsi="Times New Roman" w:cs="Times New Roman"/>
+          <w:sz w:val="24"/>
+          <w:szCs w:val="24"/>
+          <w:lang w:val="en-US"/>
+        </w:rPr>
+        <w:t>•</w:t>
         <w:tab/>
-        <w:t xml:space="preserve">B. </w:t>
-      </w:r>
-      <w:proofErr w:type="spellStart"/>
-      <w:r>
+        <w:t xml:space="preserve">C. max_tokens</w:t>
+      </w:r>
+    </w:p>
+    <w:p>
+      <w:pPr>
+        <w:rPr>
+          <w:rFonts w:ascii="Times New Roman" w:hAnsi="Times New Roman" w:cs="Times New Roman"/>
+          <w:sz w:val="24"/>
+          <w:szCs w:val="24"/>
+        </w:rPr>
+      </w:pPr>
+      <w:r>
+        <w:rPr>
+          <w:rFonts w:ascii="Times New Roman" w:hAnsi="Times New Roman" w:cs="Times New Roman"/>
+          <w:sz w:val="24"/>
+          <w:szCs w:val="24"/>
+        </w:rPr>
+        <w:t>•</w:t>
+        <w:tab/>
+        <w:t xml:space="preserve">D. presence_penalty</w:t>
+      </w:r>
+    </w:p>
+    <w:p>
+      <w:pPr>
+        <w:rPr>
+          <w:rFonts w:ascii="Times New Roman" w:hAnsi="Times New Roman" w:cs="Times New Roman"/>
+          <w:sz w:val="24"/>
+          <w:szCs w:val="24"/>
+        </w:rPr>
+      </w:pPr>
+      <w:r>
+        <w:rPr>
+          <w:rFonts w:ascii="Segoe UI Emoji" w:hAnsi="Segoe UI Emoji" w:cs="Segoe UI Emoji"/>
+          <w:sz w:val="24"/>
+          <w:szCs w:val="24"/>
+        </w:rPr>
+        <w:t>✅</w:t>
+      </w:r>
+      <w:r>
+        <w:rPr>
+          <w:rFonts w:ascii="Times New Roman" w:hAnsi="Times New Roman" w:cs="Times New Roman"/>
+          <w:sz w:val="24"/>
+          <w:szCs w:val="24"/>
+        </w:rPr>
+        <w:t xml:space="preserve"> Правильный ответ: C</w:t>
+      </w:r>
+    </w:p>
+    <w:p>
+      <w:pPr>
+        <w:rPr>
+          <w:rFonts w:ascii="Times New Roman" w:hAnsi="Times New Roman" w:cs="Times New Roman"/>
+          <w:sz w:val="24"/>
+          <w:szCs w:val="24"/>
+        </w:rPr>
+      </w:pPr>
+      <w:r>
+        <w:rPr>
+          <w:rFonts w:ascii="Times New Roman" w:hAnsi="Times New Roman" w:cs="Times New Roman"/>
+          <w:sz w:val="24"/>
+          <w:szCs w:val="24"/>
+        </w:rPr>
+        <w:t>________________________________________</w:t>
+      </w:r>
+    </w:p>
+    <w:p>
+      <w:pPr>
+        <w:rPr>
+          <w:rFonts w:ascii="Times New Roman" w:hAnsi="Times New Roman" w:cs="Times New Roman"/>
+          <w:sz w:val="24"/>
+          <w:szCs w:val="24"/>
+        </w:rPr>
+      </w:pPr>
+      <w:r>
+        <w:rPr>
+          <w:rFonts w:ascii="Times New Roman" w:hAnsi="Times New Roman" w:cs="Times New Roman"/>
+          <w:sz w:val="24"/>
+          <w:szCs w:val="24"/>
+        </w:rPr>
+        <w:t>10. Прочитайте промпт и определите, какие техники в нём используются:</w:t>
+      </w:r>
+    </w:p>
+    <w:p>
+      <w:pPr>
+        <w:rPr>
+          <w:rFonts w:ascii="Times New Roman" w:hAnsi="Times New Roman" w:cs="Times New Roman"/>
+          <w:sz w:val="24"/>
+          <w:szCs w:val="24"/>
+        </w:rPr>
+      </w:pPr>
+      <w:r>
+        <w:rPr>
+          <w:rFonts w:ascii="Times New Roman" w:hAnsi="Times New Roman" w:cs="Times New Roman"/>
+          <w:sz w:val="24"/>
+          <w:szCs w:val="24"/>
+        </w:rPr>
+        <w:t>«Ты — эксперт по анализу медицинских документов. Проанализируй следующее заключение врача и извлеки из него: (1) диагноз, (2) назначенные препараты, (3) дату следующего приёма. Вот пример правильного извлечения для другого документа: [пример]. Теперь выполни ту же задачу для: [текст документа]»</w:t>
+      </w:r>
+    </w:p>
+    <w:p>
+      <w:pPr>
+        <w:rPr>
+          <w:rFonts w:ascii="Times New Roman" w:hAnsi="Times New Roman" w:cs="Times New Roman"/>
+          <w:sz w:val="24"/>
+          <w:szCs w:val="24"/>
+        </w:rPr>
+      </w:pPr>
+      <w:r>
+        <w:rPr>
+          <w:rFonts w:ascii="Times New Roman" w:hAnsi="Times New Roman" w:cs="Times New Roman"/>
+          <w:sz w:val="24"/>
+          <w:szCs w:val="24"/>
+        </w:rPr>
+        <w:t xml:space="preserve">Какие техники промптинга применены? (Выберите все верные)</w:t>
+      </w:r>
+    </w:p>
+    <w:p>
+      <w:pPr>
+        <w:rPr>
+          <w:rFonts w:ascii="Times New Roman" w:hAnsi="Times New Roman" w:cs="Times New Roman"/>
+          <w:sz w:val="24"/>
+          <w:szCs w:val="24"/>
+        </w:rPr>
+      </w:pPr>
+      <w:r>
+        <w:rPr>
+          <w:rFonts w:ascii="Times New Roman" w:hAnsi="Times New Roman" w:cs="Times New Roman"/>
+          <w:sz w:val="24"/>
+          <w:szCs w:val="24"/>
+        </w:rPr>
+        <w:t>•</w:t>
+        <w:tab/>
+        <w:t xml:space="preserve">A. Определение роли (role prompting)</w:t>
+      </w:r>
+    </w:p>
+    <w:p>
+      <w:pPr>
         <w:rPr>
           <w:rFonts w:ascii="Times New Roman" w:hAnsi="Times New Roman" w:cs="Times New Roman"/>
           <w:sz w:val="24"/>
           <w:szCs w:val="24"/>
           <w:lang w:val="en-US"/>
         </w:rPr>
-        <w:t>top_p</w:t>
-      </w:r>
-      <w:proofErr w:type="spellEnd"/>
-    </w:p>
-    <w:p>
-      <w:pPr>
+      </w:pPr>
+      <w:r>
         <w:rPr>
           <w:rFonts w:ascii="Times New Roman" w:hAnsi="Times New Roman" w:cs="Times New Roman"/>
           <w:sz w:val="24"/>
           <w:szCs w:val="24"/>
           <w:lang w:val="en-US"/>
         </w:rPr>
-      </w:pPr>
-      <w:r>
-        <w:rPr>
-          <w:rFonts w:ascii="Times New Roman" w:hAnsi="Times New Roman" w:cs="Times New Roman"/>
-          <w:sz w:val="24"/>
-          <w:szCs w:val="24"/>
-          <w:lang w:val="en-US"/>
-        </w:rPr>
         <w:t>•</w:t>
-      </w:r>
-      <w:r>
-        <w:rPr>
-          <w:rFonts w:ascii="Times New Roman" w:hAnsi="Times New Roman" w:cs="Times New Roman"/>
-          <w:sz w:val="24"/>
-          <w:szCs w:val="24"/>
-          <w:lang w:val="en-US"/>
-        </w:rPr>
-        <w:tab/>
-        <w:t xml:space="preserve">C. </w:t>
-      </w:r>
-      <w:proofErr w:type="spellStart"/>
-      <w:r>
-        <w:rPr>
-          <w:rFonts w:ascii="Times New Roman" w:hAnsi="Times New Roman" w:cs="Times New Roman"/>
-          <w:sz w:val="24"/>
-          <w:szCs w:val="24"/>
-          <w:lang w:val="en-US"/>
-        </w:rPr>
-        <w:t>max_tokens</w:t>
-      </w:r>
-      <w:proofErr w:type="spellEnd"/>
-    </w:p>
-    <w:p>
-      <w:pPr>
-        <w:rPr>
-          <w:rFonts w:ascii="Times New Roman" w:hAnsi="Times New Roman" w:cs="Times New Roman"/>
-          <w:sz w:val="24"/>
-          <w:szCs w:val="24"/>
-        </w:rPr>
-      </w:pPr>
-      <w:r>
-        <w:rPr>
-          <w:rFonts w:ascii="Times New Roman" w:hAnsi="Times New Roman" w:cs="Times New Roman"/>
-          <w:sz w:val="24"/>
-          <w:szCs w:val="24"/>
-        </w:rPr>
-        <w:t>•</w:t>
-      </w:r>
-      <w:r>
-        <w:rPr>
-          <w:rFonts w:ascii="Times New Roman" w:hAnsi="Times New Roman" w:cs="Times New Roman"/>
-          <w:sz w:val="24"/>
-          <w:szCs w:val="24"/>
-        </w:rPr>
-        <w:tab/>
-        <w:t xml:space="preserve">D. </w:t>
-      </w:r>
-      <w:proofErr w:type="spellStart"/>
-      <w:r>
-        <w:rPr>
-          <w:rFonts w:ascii="Times New Roman" w:hAnsi="Times New Roman" w:cs="Times New Roman"/>
-          <w:sz w:val="24"/>
-          <w:szCs w:val="24"/>
-        </w:rPr>
-        <w:t>presence_penalty</w:t>
-      </w:r>
-      <w:proofErr w:type="spellEnd"/>
-    </w:p>
-    <w:p>
-      <w:pPr>
-        <w:rPr>
-          <w:rFonts w:ascii="Times New Roman" w:hAnsi="Times New Roman" w:cs="Times New Roman"/>
-          <w:sz w:val="24"/>
-          <w:szCs w:val="24"/>
-        </w:rPr>
-      </w:pPr>
-      <w:r>
-        <w:rPr>
-          <w:rFonts w:ascii="Segoe UI Emoji" w:hAnsi="Segoe UI Emoji" w:cs="Segoe UI Emoji"/>
-          <w:sz w:val="24"/>
-          <w:szCs w:val="24"/>
-        </w:rPr>
-        <w:t>✅</w:t>
-      </w:r>
-      <w:r>
-        <w:rPr>
-          <w:rFonts w:ascii="Times New Roman" w:hAnsi="Times New Roman" w:cs="Times New Roman"/>
-          <w:sz w:val="24"/>
-          <w:szCs w:val="24"/>
-        </w:rPr>
-        <w:t xml:space="preserve"> Правильный ответ: C</w:t>
-      </w:r>
-    </w:p>
-    <w:p>
-      <w:pPr>
-        <w:rPr>
-          <w:rFonts w:ascii="Times New Roman" w:hAnsi="Times New Roman" w:cs="Times New Roman"/>
-          <w:sz w:val="24"/>
-          <w:szCs w:val="24"/>
-        </w:rPr>
-      </w:pPr>
-      <w:r>
-        <w:rPr>
-          <w:rFonts w:ascii="Times New Roman" w:hAnsi="Times New Roman" w:cs="Times New Roman"/>
-          <w:sz w:val="24"/>
-          <w:szCs w:val="24"/>
-        </w:rPr>
-        <w:t>________________________________________</w:t>
-      </w:r>
-    </w:p>
-    <w:p>
-      <w:pPr>
-        <w:rPr>
-          <w:rFonts w:ascii="Times New Roman" w:hAnsi="Times New Roman" w:cs="Times New Roman"/>
-          <w:sz w:val="24"/>
-          <w:szCs w:val="24"/>
-        </w:rPr>
-      </w:pPr>
-      <w:r>
-        <w:rPr>
-          <w:rFonts w:ascii="Times New Roman" w:hAnsi="Times New Roman" w:cs="Times New Roman"/>
-          <w:sz w:val="24"/>
-          <w:szCs w:val="24"/>
-        </w:rPr>
-        <w:t>10. Прочитайте промпт и определите, какие техники в нём используются:</w:t>
-      </w:r>
-    </w:p>
-    <w:p>
-      <w:pPr>
-        <w:rPr>
-          <w:rFonts w:ascii="Times New Roman" w:hAnsi="Times New Roman" w:cs="Times New Roman"/>
-          <w:sz w:val="24"/>
-          <w:szCs w:val="24"/>
-        </w:rPr>
-      </w:pPr>
-      <w:r>
-        <w:rPr>
-          <w:rFonts w:ascii="Times New Roman" w:hAnsi="Times New Roman" w:cs="Times New Roman"/>
-          <w:sz w:val="24"/>
-          <w:szCs w:val="24"/>
-        </w:rPr>
-        <w:t>«Ты — эксперт по анализу медицинских документов. Проанализируй следующее заключение врача и извлеки из него: (1) диагноз, (2) назначенные препараты, (3) дату следующего приёма. Вот пример правильного извлечения для другого документа: [пример]. Теперь выполни ту же задачу для: [текст документа]»</w:t>
-      </w:r>
-    </w:p>
-    <w:p>
-      <w:pPr>
-        <w:rPr>
-          <w:rFonts w:ascii="Times New Roman" w:hAnsi="Times New Roman" w:cs="Times New Roman"/>
-          <w:sz w:val="24"/>
-          <w:szCs w:val="24"/>
-        </w:rPr>
-      </w:pPr>
-      <w:r>
-        <w:rPr>
-          <w:rFonts w:ascii="Times New Roman" w:hAnsi="Times New Roman" w:cs="Times New Roman"/>
-          <w:sz w:val="24"/>
-          <w:szCs w:val="24"/>
-        </w:rPr>
-        <w:t xml:space="preserve">Какие техники </w:t>
-      </w:r>
-      <w:proofErr w:type="spellStart"/>
-      <w:r>
-        <w:rPr>
-          <w:rFonts w:ascii="Times New Roman" w:hAnsi="Times New Roman" w:cs="Times New Roman"/>
-          <w:sz w:val="24"/>
-          <w:szCs w:val="24"/>
-        </w:rPr>
-        <w:t>промптинга</w:t>
-      </w:r>
-      <w:proofErr w:type="spellEnd"/>
-      <w:r>
-        <w:rPr>
-          <w:rFonts w:ascii="Times New Roman" w:hAnsi="Times New Roman" w:cs="Times New Roman"/>
-          <w:sz w:val="24"/>
-          <w:szCs w:val="24"/>
-        </w:rPr>
-        <w:t xml:space="preserve"> применены? (Выберите все верные)</w:t>
-      </w:r>
-    </w:p>
-    <w:p>
-      <w:pPr>
-        <w:rPr>
-          <w:rFonts w:ascii="Times New Roman" w:hAnsi="Times New Roman" w:cs="Times New Roman"/>
-          <w:sz w:val="24"/>
-          <w:szCs w:val="24"/>
-        </w:rPr>
-      </w:pPr>
-      <w:r>
-        <w:rPr>
-          <w:rFonts w:ascii="Times New Roman" w:hAnsi="Times New Roman" w:cs="Times New Roman"/>
-          <w:sz w:val="24"/>
-          <w:szCs w:val="24"/>
-        </w:rPr>
-        <w:t>•</w:t>
-      </w:r>
-      <w:r>
-        <w:rPr>
-          <w:rFonts w:ascii="Times New Roman" w:hAnsi="Times New Roman" w:cs="Times New Roman"/>
-          <w:sz w:val="24"/>
-          <w:szCs w:val="24"/>
-        </w:rPr>
-        <w:tab/>
-        <w:t>A. Определение роли (</w:t>
-      </w:r>
-      <w:proofErr w:type="spellStart"/>
-      <w:r>
-        <w:rPr>
-          <w:rFonts w:ascii="Times New Roman" w:hAnsi="Times New Roman" w:cs="Times New Roman"/>
-          <w:sz w:val="24"/>
-          <w:szCs w:val="24"/>
-        </w:rPr>
-        <w:t>role</w:t>
-      </w:r>
-      <w:proofErr w:type="spellEnd"/>
-      <w:r>
-        <w:rPr>
-          <w:rFonts w:ascii="Times New Roman" w:hAnsi="Times New Roman" w:cs="Times New Roman"/>
-          <w:sz w:val="24"/>
-          <w:szCs w:val="24"/>
-        </w:rPr>
-        <w:t xml:space="preserve"> </w:t>
-      </w:r>
-      <w:proofErr w:type="spellStart"/>
-      <w:r>
-        <w:rPr>
-          <w:rFonts w:ascii="Times New Roman" w:hAnsi="Times New Roman" w:cs="Times New Roman"/>
-          <w:sz w:val="24"/>
-          <w:szCs w:val="24"/>
-        </w:rPr>
-        <w:t>prompting</w:t>
-      </w:r>
-      <w:proofErr w:type="spellEnd"/>
-      <w:r>
-        <w:rPr>
-          <w:rFonts w:ascii="Times New Roman" w:hAnsi="Times New Roman" w:cs="Times New Roman"/>
-          <w:sz w:val="24"/>
-          <w:szCs w:val="24"/>
-        </w:rPr>
-        <w:t>)</w:t>
-      </w:r>
-    </w:p>
-    <w:p>
-      <w:pPr>
-        <w:rPr>
-          <w:rFonts w:ascii="Times New Roman" w:hAnsi="Times New Roman" w:cs="Times New Roman"/>
-          <w:sz w:val="24"/>
-          <w:szCs w:val="24"/>
-          <w:lang w:val="en-US"/>
-        </w:rPr>
-      </w:pPr>
-      <w:r>
-        <w:rPr>
-          <w:rFonts w:ascii="Times New Roman" w:hAnsi="Times New Roman" w:cs="Times New Roman"/>
-          <w:sz w:val="24"/>
-          <w:szCs w:val="24"/>
-          <w:lang w:val="en-US"/>
-        </w:rPr>
-        <w:t>•</w:t>
-      </w:r>
-      <w:r>
-        <w:rPr>
-          <w:rFonts w:ascii="Times New Roman" w:hAnsi="Times New Roman" w:cs="Times New Roman"/>
-          <w:sz w:val="24"/>
-          <w:szCs w:val="24"/>
-          <w:lang w:val="en-US"/>
-        </w:rPr>
         <w:tab/>
         <w:t>B. Few-shot</w:t>
       </w:r>
@@ -3086,14 +2226,6 @@
           <w:lang w:val="en-US"/>
         </w:rPr>
         <w:t>•</w:t>
-      </w:r>
-      <w:r>
-        <w:rPr>
-          <w:rFonts w:ascii="Times New Roman" w:hAnsi="Times New Roman" w:cs="Times New Roman"/>
-          <w:sz w:val="24"/>
-          <w:szCs w:val="24"/>
-          <w:lang w:val="en-US"/>
-        </w:rPr>
         <w:tab/>
         <w:t>C. Chain-of-Thought</w:t>
       </w:r>
@@ -3113,13 +2245,6 @@
           <w:szCs w:val="24"/>
         </w:rPr>
         <w:t>•</w:t>
-      </w:r>
-      <w:r>
-        <w:rPr>
-          <w:rFonts w:ascii="Times New Roman" w:hAnsi="Times New Roman" w:cs="Times New Roman"/>
-          <w:sz w:val="24"/>
-          <w:szCs w:val="24"/>
-        </w:rPr>
         <w:tab/>
         <w:t>D. Структурированный формат вывода</w:t>
       </w:r>
@@ -3184,29 +2309,7 @@
           <w:sz w:val="24"/>
           <w:szCs w:val="24"/>
         </w:rPr>
-        <w:t xml:space="preserve">КИМ №2. Мини-кейс «Разработка </w:t>
-      </w:r>
-      <w:proofErr w:type="spellStart"/>
-      <w:r>
-        <w:rPr>
-          <w:rFonts w:ascii="Times New Roman" w:hAnsi="Times New Roman" w:cs="Times New Roman"/>
-          <w:i/>
-          <w:iCs/>
-          <w:sz w:val="24"/>
-          <w:szCs w:val="24"/>
-        </w:rPr>
-        <w:t>промпта</w:t>
-      </w:r>
-      <w:proofErr w:type="spellEnd"/>
-      <w:r>
-        <w:rPr>
-          <w:rFonts w:ascii="Times New Roman" w:hAnsi="Times New Roman" w:cs="Times New Roman"/>
-          <w:i/>
-          <w:iCs/>
-          <w:sz w:val="24"/>
-          <w:szCs w:val="24"/>
-        </w:rPr>
-        <w:t xml:space="preserve"> для классификации медицинских документов»</w:t>
+        <w:t xml:space="preserve">КИМ №2. Мини-кейс «Разработка промпта для классификации медицинских документов»</w:t>
       </w:r>
     </w:p>
     <w:p>
@@ -3336,25 +2439,7 @@
                 <w:sz w:val="24"/>
                 <w:szCs w:val="24"/>
               </w:rPr>
-              <w:t xml:space="preserve">Мини-кейс «Разработка </w:t>
-            </w:r>
-            <w:proofErr w:type="spellStart"/>
-            <w:r>
-              <w:rPr>
-                <w:rFonts w:ascii="Times New Roman" w:hAnsi="Times New Roman" w:cs="Times New Roman"/>
-                <w:sz w:val="24"/>
-                <w:szCs w:val="24"/>
-              </w:rPr>
-              <w:t>промпта</w:t>
-            </w:r>
-            <w:proofErr w:type="spellEnd"/>
-            <w:r>
-              <w:rPr>
-                <w:rFonts w:ascii="Times New Roman" w:hAnsi="Times New Roman" w:cs="Times New Roman"/>
-                <w:sz w:val="24"/>
-                <w:szCs w:val="24"/>
-              </w:rPr>
-              <w:t xml:space="preserve"> для классификации медицинских документов»</w:t>
+              <w:t xml:space="preserve">Мини-кейс «Разработка промпта для классификации медицинских документов»</w:t>
             </w:r>
           </w:p>
         </w:tc>
@@ -3691,25 +2776,7 @@
                 <w:sz w:val="24"/>
                 <w:szCs w:val="24"/>
               </w:rPr>
-              <w:t>0–10 баллов (</w:t>
-            </w:r>
-            <w:proofErr w:type="spellStart"/>
-            <w:r>
-              <w:rPr>
-                <w:rFonts w:ascii="Times New Roman" w:hAnsi="Times New Roman" w:cs="Times New Roman"/>
-                <w:sz w:val="24"/>
-                <w:szCs w:val="24"/>
-              </w:rPr>
-              <w:t>rubric</w:t>
-            </w:r>
-            <w:proofErr w:type="spellEnd"/>
-            <w:r>
-              <w:rPr>
-                <w:rFonts w:ascii="Times New Roman" w:hAnsi="Times New Roman" w:cs="Times New Roman"/>
-                <w:sz w:val="24"/>
-                <w:szCs w:val="24"/>
-              </w:rPr>
-              <w:t>)</w:t>
+              <w:t>0–10 баллов (rubric)</w:t>
             </w:r>
           </w:p>
         </w:tc>
@@ -3757,25 +2824,7 @@
                 <w:sz w:val="24"/>
                 <w:szCs w:val="24"/>
               </w:rPr>
-              <w:t xml:space="preserve">Разработка </w:t>
-            </w:r>
-            <w:proofErr w:type="spellStart"/>
-            <w:r>
-              <w:rPr>
-                <w:rFonts w:ascii="Times New Roman" w:hAnsi="Times New Roman" w:cs="Times New Roman"/>
-                <w:sz w:val="24"/>
-                <w:szCs w:val="24"/>
-              </w:rPr>
-              <w:t>промпта</w:t>
-            </w:r>
-            <w:proofErr w:type="spellEnd"/>
-            <w:r>
-              <w:rPr>
-                <w:rFonts w:ascii="Times New Roman" w:hAnsi="Times New Roman" w:cs="Times New Roman"/>
-                <w:sz w:val="24"/>
-                <w:szCs w:val="24"/>
-              </w:rPr>
-              <w:t xml:space="preserve"> с обоснованием выбора техник и параметров API</w:t>
+              <w:t xml:space="preserve">Разработка промпта с обоснованием выбора техник и параметров API</w:t>
             </w:r>
           </w:p>
         </w:tc>
@@ -3895,13 +2944,6 @@
           <w:szCs w:val="24"/>
         </w:rPr>
         <w:t>1.</w:t>
-      </w:r>
-      <w:r>
-        <w:rPr>
-          <w:rFonts w:ascii="Times New Roman" w:hAnsi="Times New Roman" w:cs="Times New Roman"/>
-          <w:sz w:val="24"/>
-          <w:szCs w:val="24"/>
-        </w:rPr>
         <w:tab/>
         <w:t>Определяет тип документа из списка: заключение, рецепт, результаты анализов, направление, план лечения</w:t>
       </w:r>
@@ -3921,13 +2963,6 @@
           <w:szCs w:val="24"/>
         </w:rPr>
         <w:t>2.</w:t>
-      </w:r>
-      <w:r>
-        <w:rPr>
-          <w:rFonts w:ascii="Times New Roman" w:hAnsi="Times New Roman" w:cs="Times New Roman"/>
-          <w:sz w:val="24"/>
-          <w:szCs w:val="24"/>
-        </w:rPr>
         <w:tab/>
         <w:t>Извлекает сущности: ФИО пациента, дата документа, врач/клиника, диагнозы, препараты и дозировки, дата повторного приёма</w:t>
       </w:r>
@@ -3947,13 +2982,6 @@
           <w:szCs w:val="24"/>
         </w:rPr>
         <w:t>3.</w:t>
-      </w:r>
-      <w:r>
-        <w:rPr>
-          <w:rFonts w:ascii="Times New Roman" w:hAnsi="Times New Roman" w:cs="Times New Roman"/>
-          <w:sz w:val="24"/>
-          <w:szCs w:val="24"/>
-        </w:rPr>
         <w:tab/>
         <w:t>Возвращает результат в структурированном формате (JSON)</w:t>
       </w:r>
@@ -3973,68 +3001,25 @@
           <w:szCs w:val="24"/>
         </w:rPr>
         <w:t>4.</w:t>
-      </w:r>
-      <w:r>
-        <w:rPr>
-          <w:rFonts w:ascii="Times New Roman" w:hAnsi="Times New Roman" w:cs="Times New Roman"/>
-          <w:sz w:val="24"/>
-          <w:szCs w:val="24"/>
-        </w:rPr>
         <w:tab/>
-        <w:t xml:space="preserve">Содержит обоснование выбора техник </w:t>
-      </w:r>
-      <w:proofErr w:type="spellStart"/>
-      <w:r>
-        <w:rPr>
-          <w:rFonts w:ascii="Times New Roman" w:hAnsi="Times New Roman" w:cs="Times New Roman"/>
-          <w:sz w:val="24"/>
-          <w:szCs w:val="24"/>
-        </w:rPr>
-        <w:t>промптинга</w:t>
-      </w:r>
-      <w:proofErr w:type="spellEnd"/>
-      <w:r>
-        <w:rPr>
-          <w:rFonts w:ascii="Times New Roman" w:hAnsi="Times New Roman" w:cs="Times New Roman"/>
-          <w:sz w:val="24"/>
-          <w:szCs w:val="24"/>
-        </w:rPr>
-        <w:t xml:space="preserve"> и параметров API</w:t>
-      </w:r>
-    </w:p>
-    <w:p>
-      <w:pPr>
-        <w:rPr>
-          <w:rFonts w:ascii="Times New Roman" w:hAnsi="Times New Roman" w:cs="Times New Roman"/>
-          <w:sz w:val="24"/>
-          <w:szCs w:val="24"/>
-        </w:rPr>
-      </w:pPr>
-      <w:r>
-        <w:rPr>
-          <w:rFonts w:ascii="Times New Roman" w:hAnsi="Times New Roman" w:cs="Times New Roman"/>
-          <w:sz w:val="24"/>
-          <w:szCs w:val="24"/>
-        </w:rPr>
-        <w:t>Критерии оценивания (</w:t>
-      </w:r>
-      <w:proofErr w:type="spellStart"/>
-      <w:r>
-        <w:rPr>
-          <w:rFonts w:ascii="Times New Roman" w:hAnsi="Times New Roman" w:cs="Times New Roman"/>
-          <w:sz w:val="24"/>
-          <w:szCs w:val="24"/>
-        </w:rPr>
-        <w:t>Rubric</w:t>
-      </w:r>
-      <w:proofErr w:type="spellEnd"/>
-      <w:r>
-        <w:rPr>
-          <w:rFonts w:ascii="Times New Roman" w:hAnsi="Times New Roman" w:cs="Times New Roman"/>
-          <w:sz w:val="24"/>
-          <w:szCs w:val="24"/>
-        </w:rPr>
-        <w:t>):</w:t>
+        <w:t xml:space="preserve">Содержит обоснование выбора техник промптинга и параметров API</w:t>
+      </w:r>
+    </w:p>
+    <w:p>
+      <w:pPr>
+        <w:rPr>
+          <w:rFonts w:ascii="Times New Roman" w:hAnsi="Times New Roman" w:cs="Times New Roman"/>
+          <w:sz w:val="24"/>
+          <w:szCs w:val="24"/>
+        </w:rPr>
+      </w:pPr>
+      <w:r>
+        <w:rPr>
+          <w:rFonts w:ascii="Times New Roman" w:hAnsi="Times New Roman" w:cs="Times New Roman"/>
+          <w:sz w:val="24"/>
+          <w:szCs w:val="24"/>
+        </w:rPr>
+        <w:t>Критерии оценивания (Rubric):</w:t>
       </w:r>
     </w:p>
     <w:tbl>
@@ -4094,7 +3079,7 @@
                 <w:sz w:val="24"/>
                 <w:szCs w:val="24"/>
               </w:rPr>
-              <w:t>0–2 балла</w:t>
+              <w:t>0 баллов</w:t>
             </w:r>
           </w:p>
         </w:tc>
@@ -4118,7 +3103,7 @@
                 <w:sz w:val="24"/>
                 <w:szCs w:val="24"/>
               </w:rPr>
-              <w:t>3–4 балла</w:t>
+              <w:t>1 балл</w:t>
             </w:r>
           </w:p>
         </w:tc>
@@ -4142,7 +3127,7 @@
                 <w:sz w:val="24"/>
                 <w:szCs w:val="24"/>
               </w:rPr>
-              <w:t>5 баллов</w:t>
+              <w:t>2 балла</w:t>
             </w:r>
           </w:p>
         </w:tc>
@@ -4167,18 +3152,8 @@
                 <w:sz w:val="24"/>
                 <w:szCs w:val="24"/>
               </w:rPr>
-              <w:t xml:space="preserve">Структура </w:t>
-            </w:r>
-            <w:proofErr w:type="spellStart"/>
-            <w:r>
-              <w:rPr>
-                <w:rFonts w:ascii="Times New Roman" w:hAnsi="Times New Roman" w:cs="Times New Roman"/>
-                <w:sz w:val="24"/>
-                <w:szCs w:val="24"/>
-              </w:rPr>
-              <w:t>промпта</w:t>
-            </w:r>
-            <w:proofErr w:type="spellEnd"/>
+              <w:t xml:space="preserve">Структура промпта</w:t>
+            </w:r>
           </w:p>
         </w:tc>
         <w:tc>
@@ -4271,18 +3246,8 @@
                 <w:sz w:val="24"/>
                 <w:szCs w:val="24"/>
               </w:rPr>
-              <w:t xml:space="preserve">Использование техник </w:t>
-            </w:r>
-            <w:proofErr w:type="spellStart"/>
-            <w:r>
-              <w:rPr>
-                <w:rFonts w:ascii="Times New Roman" w:hAnsi="Times New Roman" w:cs="Times New Roman"/>
-                <w:sz w:val="24"/>
-                <w:szCs w:val="24"/>
-              </w:rPr>
-              <w:t>промптинга</w:t>
-            </w:r>
-            <w:proofErr w:type="spellEnd"/>
+              <w:t xml:space="preserve">Использование техник промптинга</w:t>
+            </w:r>
           </w:p>
         </w:tc>
         <w:tc>
@@ -4327,43 +3292,7 @@
                 <w:sz w:val="24"/>
                 <w:szCs w:val="24"/>
               </w:rPr>
-              <w:t xml:space="preserve">Используется 1 техника (например, </w:t>
-            </w:r>
-            <w:proofErr w:type="spellStart"/>
-            <w:r>
-              <w:rPr>
-                <w:rFonts w:ascii="Times New Roman" w:hAnsi="Times New Roman" w:cs="Times New Roman"/>
-                <w:sz w:val="24"/>
-                <w:szCs w:val="24"/>
-              </w:rPr>
-              <w:t>role</w:t>
-            </w:r>
-            <w:proofErr w:type="spellEnd"/>
-            <w:r>
-              <w:rPr>
-                <w:rFonts w:ascii="Times New Roman" w:hAnsi="Times New Roman" w:cs="Times New Roman"/>
-                <w:sz w:val="24"/>
-                <w:szCs w:val="24"/>
-              </w:rPr>
-              <w:t xml:space="preserve"> </w:t>
-            </w:r>
-            <w:proofErr w:type="spellStart"/>
-            <w:r>
-              <w:rPr>
-                <w:rFonts w:ascii="Times New Roman" w:hAnsi="Times New Roman" w:cs="Times New Roman"/>
-                <w:sz w:val="24"/>
-                <w:szCs w:val="24"/>
-              </w:rPr>
-              <w:t>prompting</w:t>
-            </w:r>
-            <w:proofErr w:type="spellEnd"/>
-            <w:r>
-              <w:rPr>
-                <w:rFonts w:ascii="Times New Roman" w:hAnsi="Times New Roman" w:cs="Times New Roman"/>
-                <w:sz w:val="24"/>
-                <w:szCs w:val="24"/>
-              </w:rPr>
-              <w:t>)</w:t>
+              <w:t xml:space="preserve">Используется 1 техника (например, role prompting)</w:t>
             </w:r>
           </w:p>
         </w:tc>
@@ -4601,54 +3530,8 @@
                 <w:sz w:val="24"/>
                 <w:szCs w:val="24"/>
               </w:rPr>
-              <w:t xml:space="preserve">Указаны с обоснованием выбора </w:t>
-            </w:r>
-            <w:proofErr w:type="spellStart"/>
-            <w:r>
-              <w:rPr>
-                <w:rFonts w:ascii="Times New Roman" w:hAnsi="Times New Roman" w:cs="Times New Roman"/>
-                <w:sz w:val="24"/>
-                <w:szCs w:val="24"/>
-              </w:rPr>
-              <w:t>temperature</w:t>
-            </w:r>
-            <w:proofErr w:type="spellEnd"/>
-            <w:r>
-              <w:rPr>
-                <w:rFonts w:ascii="Times New Roman" w:hAnsi="Times New Roman" w:cs="Times New Roman"/>
-                <w:sz w:val="24"/>
-                <w:szCs w:val="24"/>
-              </w:rPr>
-              <w:t xml:space="preserve">, </w:t>
-            </w:r>
-            <w:proofErr w:type="spellStart"/>
-            <w:r>
-              <w:rPr>
-                <w:rFonts w:ascii="Times New Roman" w:hAnsi="Times New Roman" w:cs="Times New Roman"/>
-                <w:sz w:val="24"/>
-                <w:szCs w:val="24"/>
-              </w:rPr>
-              <w:t>top</w:t>
-            </w:r>
-            <w:proofErr w:type="spellEnd"/>
-            <w:r>
-              <w:rPr>
-                <w:rFonts w:ascii="Times New Roman" w:hAnsi="Times New Roman" w:cs="Times New Roman"/>
-                <w:sz w:val="24"/>
-                <w:szCs w:val="24"/>
-              </w:rPr>
-              <w:t xml:space="preserve">-p, </w:t>
-            </w:r>
-            <w:proofErr w:type="spellStart"/>
-            <w:r>
-              <w:rPr>
-                <w:rFonts w:ascii="Times New Roman" w:hAnsi="Times New Roman" w:cs="Times New Roman"/>
-                <w:sz w:val="24"/>
-                <w:szCs w:val="24"/>
-              </w:rPr>
-              <w:t>max_tokens</w:t>
-            </w:r>
-            <w:proofErr w:type="spellEnd"/>
+              <w:t xml:space="preserve">Указаны с обоснованием выбора temperature, top-p, max_tokens</w:t>
+            </w:r>
           </w:p>
         </w:tc>
       </w:tr>
@@ -4719,26 +3602,9 @@
                 <w:szCs w:val="24"/>
               </w:rPr>
               <w:t xml:space="preserve">Все сущности перечислены, но </w:t>
-            </w:r>
-            <w:r>
-              <w:rPr>
-                <w:rFonts w:ascii="Times New Roman" w:hAnsi="Times New Roman" w:cs="Times New Roman"/>
-                <w:sz w:val="24"/>
-                <w:szCs w:val="24"/>
-              </w:rPr>
               <w:lastRenderedPageBreak/>
-              <w:t xml:space="preserve">формат </w:t>
-            </w:r>
-            <w:proofErr w:type="spellStart"/>
-            <w:r>
-              <w:rPr>
-                <w:rFonts w:ascii="Times New Roman" w:hAnsi="Times New Roman" w:cs="Times New Roman"/>
-                <w:sz w:val="24"/>
-                <w:szCs w:val="24"/>
-              </w:rPr>
-              <w:t>неструктурирован</w:t>
-            </w:r>
-            <w:proofErr w:type="spellEnd"/>
+              <w:t xml:space="preserve">формат неструктурирован</w:t>
+            </w:r>
           </w:p>
         </w:tc>
         <w:tc>
@@ -4762,13 +3628,6 @@
               </w:rPr>
               <w:lastRenderedPageBreak/>
               <w:t xml:space="preserve">Все сущности перечислены с чётким </w:t>
-            </w:r>
-            <w:r>
-              <w:rPr>
-                <w:rFonts w:ascii="Times New Roman" w:hAnsi="Times New Roman" w:cs="Times New Roman"/>
-                <w:sz w:val="24"/>
-                <w:szCs w:val="24"/>
-              </w:rPr>
               <w:lastRenderedPageBreak/>
               <w:t>структурированным форматом (JSON-схема)</w:t>
             </w:r>
@@ -5258,25 +4117,7 @@
           <w:sz w:val="24"/>
           <w:szCs w:val="24"/>
         </w:rPr>
-        <w:t>Описание</w:t>
-      </w:r>
-      <w:proofErr w:type="gramStart"/>
-      <w:r>
-        <w:rPr>
-          <w:rFonts w:ascii="Times New Roman" w:hAnsi="Times New Roman" w:cs="Times New Roman"/>
-          <w:sz w:val="24"/>
-          <w:szCs w:val="24"/>
-        </w:rPr>
-        <w:t>: На</w:t>
-      </w:r>
-      <w:proofErr w:type="gramEnd"/>
-      <w:r>
-        <w:rPr>
-          <w:rFonts w:ascii="Times New Roman" w:hAnsi="Times New Roman" w:cs="Times New Roman"/>
-          <w:sz w:val="24"/>
-          <w:szCs w:val="24"/>
-        </w:rPr>
-        <w:t xml:space="preserve"> сайте с отзывами о врачах пользователи оставляют сообщения. Часть отзывов может быть скопирована с других ресурсов, написана по шаблону, сгенерирована ИИ или оставлена без реального опыта приёма. Модераторам необходимо быстро оценивать каждый отзыв перед публикацией.</w:t>
+        <w:t xml:space="preserve">Описание: На сайте с отзывами о врачах пользователи оставляют сообщения. Часть отзывов может быть скопирована с других ресурсов, написана по шаблону, сгенерирована ИИ или оставлена без реального опыта приёма. Модераторам необходимо быстро оценивать каждый отзыв перед публикацией.</w:t>
       </w:r>
     </w:p>
     <w:p>
@@ -5311,13 +4152,6 @@
           <w:szCs w:val="24"/>
         </w:rPr>
         <w:t>1.</w:t>
-      </w:r>
-      <w:r>
-        <w:rPr>
-          <w:rFonts w:ascii="Times New Roman" w:hAnsi="Times New Roman" w:cs="Times New Roman"/>
-          <w:sz w:val="24"/>
-          <w:szCs w:val="24"/>
-        </w:rPr>
         <w:tab/>
         <w:t>Риск недостоверности (высокий / средний / низкий)</w:t>
       </w:r>
@@ -5337,13 +4171,6 @@
           <w:szCs w:val="24"/>
         </w:rPr>
         <w:t>2.</w:t>
-      </w:r>
-      <w:r>
-        <w:rPr>
-          <w:rFonts w:ascii="Times New Roman" w:hAnsi="Times New Roman" w:cs="Times New Roman"/>
-          <w:sz w:val="24"/>
-          <w:szCs w:val="24"/>
-        </w:rPr>
         <w:tab/>
         <w:t>Наличие признаков копипасты или шаблонности</w:t>
       </w:r>
@@ -5363,13 +4190,6 @@
           <w:szCs w:val="24"/>
         </w:rPr>
         <w:t>3.</w:t>
-      </w:r>
-      <w:r>
-        <w:rPr>
-          <w:rFonts w:ascii="Times New Roman" w:hAnsi="Times New Roman" w:cs="Times New Roman"/>
-          <w:sz w:val="24"/>
-          <w:szCs w:val="24"/>
-        </w:rPr>
         <w:tab/>
         <w:t>Рекомендацию: «опубликовать», «отправить на ручную модерацию» или «отклонить»</w:t>
       </w:r>
@@ -5406,13 +4226,6 @@
           <w:szCs w:val="24"/>
         </w:rPr>
         <w:t>•</w:t>
-      </w:r>
-      <w:r>
-        <w:rPr>
-          <w:rFonts w:ascii="Times New Roman" w:hAnsi="Times New Roman" w:cs="Times New Roman"/>
-          <w:sz w:val="24"/>
-          <w:szCs w:val="24"/>
-        </w:rPr>
         <w:tab/>
         <w:t>Чёткое определение роли модели</w:t>
       </w:r>
@@ -5432,13 +4245,6 @@
           <w:szCs w:val="24"/>
         </w:rPr>
         <w:t>•</w:t>
-      </w:r>
-      <w:r>
-        <w:rPr>
-          <w:rFonts w:ascii="Times New Roman" w:hAnsi="Times New Roman" w:cs="Times New Roman"/>
-          <w:sz w:val="24"/>
-          <w:szCs w:val="24"/>
-        </w:rPr>
         <w:tab/>
         <w:t>Инструкция с перечислением признаков недостоверности</w:t>
       </w:r>
@@ -5458,13 +4264,6 @@
           <w:szCs w:val="24"/>
         </w:rPr>
         <w:t>•</w:t>
-      </w:r>
-      <w:r>
-        <w:rPr>
-          <w:rFonts w:ascii="Times New Roman" w:hAnsi="Times New Roman" w:cs="Times New Roman"/>
-          <w:sz w:val="24"/>
-          <w:szCs w:val="24"/>
-        </w:rPr>
         <w:tab/>
         <w:t>Формат вывода (структурированный, например JSON)</w:t>
       </w:r>
@@ -5484,87 +4283,8 @@
           <w:szCs w:val="24"/>
         </w:rPr>
         <w:t>•</w:t>
-      </w:r>
-      <w:r>
-        <w:rPr>
-          <w:rFonts w:ascii="Times New Roman" w:hAnsi="Times New Roman" w:cs="Times New Roman"/>
-          <w:sz w:val="24"/>
-          <w:szCs w:val="24"/>
-        </w:rPr>
         <w:tab/>
-        <w:t xml:space="preserve">Обоснование выбора техник </w:t>
-      </w:r>
-      <w:proofErr w:type="spellStart"/>
-      <w:r>
-        <w:rPr>
-          <w:rFonts w:ascii="Times New Roman" w:hAnsi="Times New Roman" w:cs="Times New Roman"/>
-          <w:sz w:val="24"/>
-          <w:szCs w:val="24"/>
-        </w:rPr>
-        <w:t>промптинга</w:t>
-      </w:r>
-      <w:proofErr w:type="spellEnd"/>
-      <w:r>
-        <w:rPr>
-          <w:rFonts w:ascii="Times New Roman" w:hAnsi="Times New Roman" w:cs="Times New Roman"/>
-          <w:sz w:val="24"/>
-          <w:szCs w:val="24"/>
-        </w:rPr>
-        <w:t xml:space="preserve"> (</w:t>
-      </w:r>
-      <w:proofErr w:type="spellStart"/>
-      <w:r>
-        <w:rPr>
-          <w:rFonts w:ascii="Times New Roman" w:hAnsi="Times New Roman" w:cs="Times New Roman"/>
-          <w:sz w:val="24"/>
-          <w:szCs w:val="24"/>
-        </w:rPr>
-        <w:t>zero-shot</w:t>
-      </w:r>
-      <w:proofErr w:type="spellEnd"/>
-      <w:r>
-        <w:rPr>
-          <w:rFonts w:ascii="Times New Roman" w:hAnsi="Times New Roman" w:cs="Times New Roman"/>
-          <w:sz w:val="24"/>
-          <w:szCs w:val="24"/>
-        </w:rPr>
-        <w:t xml:space="preserve">, </w:t>
-      </w:r>
-      <w:proofErr w:type="spellStart"/>
-      <w:r>
-        <w:rPr>
-          <w:rFonts w:ascii="Times New Roman" w:hAnsi="Times New Roman" w:cs="Times New Roman"/>
-          <w:sz w:val="24"/>
-          <w:szCs w:val="24"/>
-        </w:rPr>
-        <w:t>few-shot</w:t>
-      </w:r>
-      <w:proofErr w:type="spellEnd"/>
-      <w:r>
-        <w:rPr>
-          <w:rFonts w:ascii="Times New Roman" w:hAnsi="Times New Roman" w:cs="Times New Roman"/>
-          <w:sz w:val="24"/>
-          <w:szCs w:val="24"/>
-        </w:rPr>
-        <w:t xml:space="preserve">, </w:t>
-      </w:r>
-      <w:proofErr w:type="spellStart"/>
-      <w:r>
-        <w:rPr>
-          <w:rFonts w:ascii="Times New Roman" w:hAnsi="Times New Roman" w:cs="Times New Roman"/>
-          <w:sz w:val="24"/>
-          <w:szCs w:val="24"/>
-        </w:rPr>
-        <w:t>CoT</w:t>
-      </w:r>
-      <w:proofErr w:type="spellEnd"/>
-      <w:r>
-        <w:rPr>
-          <w:rFonts w:ascii="Times New Roman" w:hAnsi="Times New Roman" w:cs="Times New Roman"/>
-          <w:sz w:val="24"/>
-          <w:szCs w:val="24"/>
-        </w:rPr>
-        <w:t xml:space="preserve"> и т.п.)</w:t>
+        <w:t xml:space="preserve">Обоснование выбора техник промптинга (zero-shot, few-shot, CoT и т.п.)</w:t>
       </w:r>
     </w:p>
     <w:p>
@@ -5582,69 +4302,8 @@
           <w:szCs w:val="24"/>
         </w:rPr>
         <w:t>•</w:t>
-      </w:r>
-      <w:r>
-        <w:rPr>
-          <w:rFonts w:ascii="Times New Roman" w:hAnsi="Times New Roman" w:cs="Times New Roman"/>
-          <w:sz w:val="24"/>
-          <w:szCs w:val="24"/>
-        </w:rPr>
         <w:tab/>
-        <w:t>Предложение значений параметров API (</w:t>
-      </w:r>
-      <w:proofErr w:type="spellStart"/>
-      <w:r>
-        <w:rPr>
-          <w:rFonts w:ascii="Times New Roman" w:hAnsi="Times New Roman" w:cs="Times New Roman"/>
-          <w:sz w:val="24"/>
-          <w:szCs w:val="24"/>
-        </w:rPr>
-        <w:t>temperature</w:t>
-      </w:r>
-      <w:proofErr w:type="spellEnd"/>
-      <w:r>
-        <w:rPr>
-          <w:rFonts w:ascii="Times New Roman" w:hAnsi="Times New Roman" w:cs="Times New Roman"/>
-          <w:sz w:val="24"/>
-          <w:szCs w:val="24"/>
-        </w:rPr>
-        <w:t xml:space="preserve">, </w:t>
-      </w:r>
-      <w:proofErr w:type="spellStart"/>
-      <w:r>
-        <w:rPr>
-          <w:rFonts w:ascii="Times New Roman" w:hAnsi="Times New Roman" w:cs="Times New Roman"/>
-          <w:sz w:val="24"/>
-          <w:szCs w:val="24"/>
-        </w:rPr>
-        <w:t>top_p</w:t>
-      </w:r>
-      <w:proofErr w:type="spellEnd"/>
-      <w:r>
-        <w:rPr>
-          <w:rFonts w:ascii="Times New Roman" w:hAnsi="Times New Roman" w:cs="Times New Roman"/>
-          <w:sz w:val="24"/>
-          <w:szCs w:val="24"/>
-        </w:rPr>
-        <w:t xml:space="preserve">, </w:t>
-      </w:r>
-      <w:proofErr w:type="spellStart"/>
-      <w:r>
-        <w:rPr>
-          <w:rFonts w:ascii="Times New Roman" w:hAnsi="Times New Roman" w:cs="Times New Roman"/>
-          <w:sz w:val="24"/>
-          <w:szCs w:val="24"/>
-        </w:rPr>
-        <w:t>max_tokens</w:t>
-      </w:r>
-      <w:proofErr w:type="spellEnd"/>
-      <w:r>
-        <w:rPr>
-          <w:rFonts w:ascii="Times New Roman" w:hAnsi="Times New Roman" w:cs="Times New Roman"/>
-          <w:sz w:val="24"/>
-          <w:szCs w:val="24"/>
-        </w:rPr>
-        <w:t>) с пояснением</w:t>
+        <w:t xml:space="preserve">Предложение значений параметров API (temperature, top_p, max_tokens) с пояснением</w:t>
       </w:r>
     </w:p>
     <w:p>
@@ -5662,33 +4321,8 @@
           <w:szCs w:val="24"/>
         </w:rPr>
         <w:t>•</w:t>
-      </w:r>
-      <w:r>
-        <w:rPr>
-          <w:rFonts w:ascii="Times New Roman" w:hAnsi="Times New Roman" w:cs="Times New Roman"/>
-          <w:sz w:val="24"/>
-          <w:szCs w:val="24"/>
-        </w:rPr>
         <w:tab/>
-        <w:t xml:space="preserve">Пример работы </w:t>
-      </w:r>
-      <w:proofErr w:type="spellStart"/>
-      <w:r>
-        <w:rPr>
-          <w:rFonts w:ascii="Times New Roman" w:hAnsi="Times New Roman" w:cs="Times New Roman"/>
-          <w:sz w:val="24"/>
-          <w:szCs w:val="24"/>
-        </w:rPr>
-        <w:t>промпта</w:t>
-      </w:r>
-      <w:proofErr w:type="spellEnd"/>
-      <w:r>
-        <w:rPr>
-          <w:rFonts w:ascii="Times New Roman" w:hAnsi="Times New Roman" w:cs="Times New Roman"/>
-          <w:sz w:val="24"/>
-          <w:szCs w:val="24"/>
-        </w:rPr>
-        <w:t xml:space="preserve"> на одном тестовом отзыве</w:t>
+        <w:t xml:space="preserve">Пример работы промпта на одном тестовом отзыве</w:t>
       </w:r>
     </w:p>
     <w:p>
@@ -6208,13 +4842,6 @@
           <w:szCs w:val="24"/>
         </w:rPr>
         <w:t>•</w:t>
-      </w:r>
-      <w:r>
-        <w:rPr>
-          <w:rFonts w:ascii="Times New Roman" w:hAnsi="Times New Roman" w:cs="Times New Roman"/>
-          <w:sz w:val="24"/>
-          <w:szCs w:val="24"/>
-        </w:rPr>
         <w:tab/>
         <w:t>Корректная обработка ФИО (в разных падежах)</w:t>
       </w:r>
@@ -6234,33 +4861,8 @@
           <w:szCs w:val="24"/>
         </w:rPr>
         <w:t>•</w:t>
-      </w:r>
-      <w:r>
-        <w:rPr>
-          <w:rFonts w:ascii="Times New Roman" w:hAnsi="Times New Roman" w:cs="Times New Roman"/>
-          <w:sz w:val="24"/>
-          <w:szCs w:val="24"/>
-        </w:rPr>
         <w:tab/>
-        <w:t xml:space="preserve">Обработка номеров телефонов, </w:t>
-      </w:r>
-      <w:proofErr w:type="spellStart"/>
-      <w:r>
-        <w:rPr>
-          <w:rFonts w:ascii="Times New Roman" w:hAnsi="Times New Roman" w:cs="Times New Roman"/>
-          <w:sz w:val="24"/>
-          <w:szCs w:val="24"/>
-        </w:rPr>
-        <w:t>email</w:t>
-      </w:r>
-      <w:proofErr w:type="spellEnd"/>
-      <w:r>
-        <w:rPr>
-          <w:rFonts w:ascii="Times New Roman" w:hAnsi="Times New Roman" w:cs="Times New Roman"/>
-          <w:sz w:val="24"/>
-          <w:szCs w:val="24"/>
-        </w:rPr>
-        <w:t>, СНИЛС, ИНН, паспортных данных</w:t>
+        <w:t xml:space="preserve">Обработка номеров телефонов, email, СНИЛС, ИНН, паспортных данных</w:t>
       </w:r>
     </w:p>
     <w:p>
@@ -6278,13 +4880,6 @@
           <w:szCs w:val="24"/>
         </w:rPr>
         <w:t>•</w:t>
-      </w:r>
-      <w:r>
-        <w:rPr>
-          <w:rFonts w:ascii="Times New Roman" w:hAnsi="Times New Roman" w:cs="Times New Roman"/>
-          <w:sz w:val="24"/>
-          <w:szCs w:val="24"/>
-        </w:rPr>
         <w:tab/>
         <w:t>Обработка адресов (включая город, улицу, дом)</w:t>
       </w:r>
@@ -6304,26 +4899,9 @@
           <w:szCs w:val="24"/>
         </w:rPr>
         <w:t>•</w:t>
-      </w:r>
-      <w:r>
-        <w:rPr>
-          <w:rFonts w:ascii="Times New Roman" w:hAnsi="Times New Roman" w:cs="Times New Roman"/>
-          <w:sz w:val="24"/>
-          <w:szCs w:val="24"/>
-        </w:rPr>
         <w:tab/>
-        <w:t xml:space="preserve">Указание применённых техник </w:t>
-      </w:r>
-      <w:proofErr w:type="spellStart"/>
-      <w:r>
-        <w:rPr>
-          <w:rFonts w:ascii="Times New Roman" w:hAnsi="Times New Roman" w:cs="Times New Roman"/>
-          <w:sz w:val="24"/>
-          <w:szCs w:val="24"/>
-        </w:rPr>
-        <w:t>промптинга</w:t>
-      </w:r>
-      <w:proofErr w:type="spellEnd"/>
+        <w:t xml:space="preserve">Указание применённых техник промптинга</w:t>
+      </w:r>
     </w:p>
     <w:p>
       <w:pPr>
@@ -6340,13 +4918,6 @@
           <w:szCs w:val="24"/>
         </w:rPr>
         <w:t>•</w:t>
-      </w:r>
-      <w:r>
-        <w:rPr>
-          <w:rFonts w:ascii="Times New Roman" w:hAnsi="Times New Roman" w:cs="Times New Roman"/>
-          <w:sz w:val="24"/>
-          <w:szCs w:val="24"/>
-        </w:rPr>
         <w:tab/>
         <w:t>Параметры генерации, обеспечивающие высокую точность и детерминированность</w:t>
       </w:r>
@@ -6366,33 +4937,8 @@
           <w:szCs w:val="24"/>
         </w:rPr>
         <w:t>•</w:t>
-      </w:r>
-      <w:r>
-        <w:rPr>
-          <w:rFonts w:ascii="Times New Roman" w:hAnsi="Times New Roman" w:cs="Times New Roman"/>
-          <w:sz w:val="24"/>
-          <w:szCs w:val="24"/>
-        </w:rPr>
         <w:tab/>
-        <w:t xml:space="preserve">Демонстрация работы </w:t>
-      </w:r>
-      <w:proofErr w:type="spellStart"/>
-      <w:r>
-        <w:rPr>
-          <w:rFonts w:ascii="Times New Roman" w:hAnsi="Times New Roman" w:cs="Times New Roman"/>
-          <w:sz w:val="24"/>
-          <w:szCs w:val="24"/>
-        </w:rPr>
-        <w:t>промпта</w:t>
-      </w:r>
-      <w:proofErr w:type="spellEnd"/>
-      <w:r>
-        <w:rPr>
-          <w:rFonts w:ascii="Times New Roman" w:hAnsi="Times New Roman" w:cs="Times New Roman"/>
-          <w:sz w:val="24"/>
-          <w:szCs w:val="24"/>
-        </w:rPr>
-        <w:t xml:space="preserve"> на небольшом примере</w:t>
+        <w:t xml:space="preserve">Демонстрация работы промпта на небольшом примере</w:t>
       </w:r>
     </w:p>
     <w:p>
@@ -6912,13 +5458,6 @@
           <w:szCs w:val="24"/>
         </w:rPr>
         <w:t>•</w:t>
-      </w:r>
-      <w:r>
-        <w:rPr>
-          <w:rFonts w:ascii="Times New Roman" w:hAnsi="Times New Roman" w:cs="Times New Roman"/>
-          <w:sz w:val="24"/>
-          <w:szCs w:val="24"/>
-        </w:rPr>
         <w:tab/>
         <w:t>Анализ ключевых слов и целей пользователя</w:t>
       </w:r>
@@ -6938,13 +5477,6 @@
           <w:szCs w:val="24"/>
         </w:rPr>
         <w:t>•</w:t>
-      </w:r>
-      <w:r>
-        <w:rPr>
-          <w:rFonts w:ascii="Times New Roman" w:hAnsi="Times New Roman" w:cs="Times New Roman"/>
-          <w:sz w:val="24"/>
-          <w:szCs w:val="24"/>
-        </w:rPr>
         <w:tab/>
         <w:t>Сопоставление с описаниями курсов</w:t>
       </w:r>
@@ -6964,69 +5496,8 @@
           <w:szCs w:val="24"/>
         </w:rPr>
         <w:t>•</w:t>
-      </w:r>
-      <w:r>
-        <w:rPr>
-          <w:rFonts w:ascii="Times New Roman" w:hAnsi="Times New Roman" w:cs="Times New Roman"/>
-          <w:sz w:val="24"/>
-          <w:szCs w:val="24"/>
-        </w:rPr>
         <w:tab/>
-        <w:t xml:space="preserve">Выдача рекомендаций в структурированном формате (JSON: </w:t>
-      </w:r>
-      <w:proofErr w:type="spellStart"/>
-      <w:r>
-        <w:rPr>
-          <w:rFonts w:ascii="Times New Roman" w:hAnsi="Times New Roman" w:cs="Times New Roman"/>
-          <w:sz w:val="24"/>
-          <w:szCs w:val="24"/>
-        </w:rPr>
-        <w:t>course_name</w:t>
-      </w:r>
-      <w:proofErr w:type="spellEnd"/>
-      <w:r>
-        <w:rPr>
-          <w:rFonts w:ascii="Times New Roman" w:hAnsi="Times New Roman" w:cs="Times New Roman"/>
-          <w:sz w:val="24"/>
-          <w:szCs w:val="24"/>
-        </w:rPr>
-        <w:t xml:space="preserve">, </w:t>
-      </w:r>
-      <w:proofErr w:type="spellStart"/>
-      <w:r>
-        <w:rPr>
-          <w:rFonts w:ascii="Times New Roman" w:hAnsi="Times New Roman" w:cs="Times New Roman"/>
-          <w:sz w:val="24"/>
-          <w:szCs w:val="24"/>
-        </w:rPr>
-        <w:t>reason</w:t>
-      </w:r>
-      <w:proofErr w:type="spellEnd"/>
-      <w:r>
-        <w:rPr>
-          <w:rFonts w:ascii="Times New Roman" w:hAnsi="Times New Roman" w:cs="Times New Roman"/>
-          <w:sz w:val="24"/>
-          <w:szCs w:val="24"/>
-        </w:rPr>
-        <w:t xml:space="preserve">, </w:t>
-      </w:r>
-      <w:proofErr w:type="spellStart"/>
-      <w:r>
-        <w:rPr>
-          <w:rFonts w:ascii="Times New Roman" w:hAnsi="Times New Roman" w:cs="Times New Roman"/>
-          <w:sz w:val="24"/>
-          <w:szCs w:val="24"/>
-        </w:rPr>
-        <w:t>score</w:t>
-      </w:r>
-      <w:proofErr w:type="spellEnd"/>
-      <w:r>
-        <w:rPr>
-          <w:rFonts w:ascii="Times New Roman" w:hAnsi="Times New Roman" w:cs="Times New Roman"/>
-          <w:sz w:val="24"/>
-          <w:szCs w:val="24"/>
-        </w:rPr>
-        <w:t>)</w:t>
+        <w:t xml:space="preserve">Выдача рекомендаций в структурированном формате (JSON: course_name, reason, score)</w:t>
       </w:r>
     </w:p>
     <w:p>
@@ -7044,69 +5515,8 @@
           <w:szCs w:val="24"/>
         </w:rPr>
         <w:t>•</w:t>
-      </w:r>
-      <w:r>
-        <w:rPr>
-          <w:rFonts w:ascii="Times New Roman" w:hAnsi="Times New Roman" w:cs="Times New Roman"/>
-          <w:sz w:val="24"/>
-          <w:szCs w:val="24"/>
-        </w:rPr>
         <w:tab/>
-        <w:t xml:space="preserve">Использование минимум двух техник </w:t>
-      </w:r>
-      <w:proofErr w:type="spellStart"/>
-      <w:r>
-        <w:rPr>
-          <w:rFonts w:ascii="Times New Roman" w:hAnsi="Times New Roman" w:cs="Times New Roman"/>
-          <w:sz w:val="24"/>
-          <w:szCs w:val="24"/>
-        </w:rPr>
-        <w:t>промптинга</w:t>
-      </w:r>
-      <w:proofErr w:type="spellEnd"/>
-      <w:r>
-        <w:rPr>
-          <w:rFonts w:ascii="Times New Roman" w:hAnsi="Times New Roman" w:cs="Times New Roman"/>
-          <w:sz w:val="24"/>
-          <w:szCs w:val="24"/>
-        </w:rPr>
-        <w:t xml:space="preserve"> (например, </w:t>
-      </w:r>
-      <w:proofErr w:type="spellStart"/>
-      <w:r>
-        <w:rPr>
-          <w:rFonts w:ascii="Times New Roman" w:hAnsi="Times New Roman" w:cs="Times New Roman"/>
-          <w:sz w:val="24"/>
-          <w:szCs w:val="24"/>
-        </w:rPr>
-        <w:t>few-shot</w:t>
-      </w:r>
-      <w:proofErr w:type="spellEnd"/>
-      <w:r>
-        <w:rPr>
-          <w:rFonts w:ascii="Times New Roman" w:hAnsi="Times New Roman" w:cs="Times New Roman"/>
-          <w:sz w:val="24"/>
-          <w:szCs w:val="24"/>
-        </w:rPr>
-        <w:t xml:space="preserve"> и </w:t>
-      </w:r>
-      <w:proofErr w:type="spellStart"/>
-      <w:r>
-        <w:rPr>
-          <w:rFonts w:ascii="Times New Roman" w:hAnsi="Times New Roman" w:cs="Times New Roman"/>
-          <w:sz w:val="24"/>
-          <w:szCs w:val="24"/>
-        </w:rPr>
-        <w:t>chain-of-thought</w:t>
-      </w:r>
-      <w:proofErr w:type="spellEnd"/>
-      <w:r>
-        <w:rPr>
-          <w:rFonts w:ascii="Times New Roman" w:hAnsi="Times New Roman" w:cs="Times New Roman"/>
-          <w:sz w:val="24"/>
-          <w:szCs w:val="24"/>
-        </w:rPr>
-        <w:t>)</w:t>
+        <w:t xml:space="preserve">Использование минимум двух техник промптинга (например, few-shot и chain-of-thought)</w:t>
       </w:r>
     </w:p>
     <w:p>
@@ -7124,13 +5534,6 @@
           <w:szCs w:val="24"/>
         </w:rPr>
         <w:t>•</w:t>
-      </w:r>
-      <w:r>
-        <w:rPr>
-          <w:rFonts w:ascii="Times New Roman" w:hAnsi="Times New Roman" w:cs="Times New Roman"/>
-          <w:sz w:val="24"/>
-          <w:szCs w:val="24"/>
-        </w:rPr>
         <w:tab/>
         <w:t>Обоснование выбора параметров API</w:t>
       </w:r>
@@ -7150,13 +5553,6 @@
           <w:szCs w:val="24"/>
         </w:rPr>
         <w:t>•</w:t>
-      </w:r>
-      <w:r>
-        <w:rPr>
-          <w:rFonts w:ascii="Times New Roman" w:hAnsi="Times New Roman" w:cs="Times New Roman"/>
-          <w:sz w:val="24"/>
-          <w:szCs w:val="24"/>
-        </w:rPr>
         <w:tab/>
         <w:t>Пример работы на вымышленном пользователе и каталоге курсов</w:t>
       </w:r>
@@ -7625,25 +6021,7 @@
           <w:sz w:val="24"/>
           <w:szCs w:val="24"/>
         </w:rPr>
-        <w:t>Описание</w:t>
-      </w:r>
-      <w:proofErr w:type="gramStart"/>
-      <w:r>
-        <w:rPr>
-          <w:rFonts w:ascii="Times New Roman" w:hAnsi="Times New Roman" w:cs="Times New Roman"/>
-          <w:sz w:val="24"/>
-          <w:szCs w:val="24"/>
-        </w:rPr>
-        <w:t>: На</w:t>
-      </w:r>
-      <w:proofErr w:type="gramEnd"/>
-      <w:r>
-        <w:rPr>
-          <w:rFonts w:ascii="Times New Roman" w:hAnsi="Times New Roman" w:cs="Times New Roman"/>
-          <w:sz w:val="24"/>
-          <w:szCs w:val="24"/>
-        </w:rPr>
-        <w:t xml:space="preserve"> платформе для поиска команд пользователи создают проекты и указывают требуемые роли и навыки. Другие пользователи заполняют свои профили с указанием навыков и опыта. Система должна автоматически находить подходящих кандидатов для проекта.</w:t>
+        <w:t xml:space="preserve">Описание: На платформе для поиска команд пользователи создают проекты и указывают требуемые роли и навыки. Другие пользователи заполняют свои профили с указанием навыков и опыта. Система должна автоматически находить подходящих кандидатов для проекта.</w:t>
       </w:r>
     </w:p>
     <w:p>
@@ -7695,13 +6073,6 @@
           <w:szCs w:val="24"/>
         </w:rPr>
         <w:t>•</w:t>
-      </w:r>
-      <w:r>
-        <w:rPr>
-          <w:rFonts w:ascii="Times New Roman" w:hAnsi="Times New Roman" w:cs="Times New Roman"/>
-          <w:sz w:val="24"/>
-          <w:szCs w:val="24"/>
-        </w:rPr>
         <w:tab/>
         <w:t>Приём описания проекта и профилей кандидатов (в виде структурированных данных)</w:t>
       </w:r>
@@ -7721,13 +6092,6 @@
           <w:szCs w:val="24"/>
         </w:rPr>
         <w:t>•</w:t>
-      </w:r>
-      <w:r>
-        <w:rPr>
-          <w:rFonts w:ascii="Times New Roman" w:hAnsi="Times New Roman" w:cs="Times New Roman"/>
-          <w:sz w:val="24"/>
-          <w:szCs w:val="24"/>
-        </w:rPr>
         <w:tab/>
         <w:t>Анализ соответствия навыков и опыта</w:t>
       </w:r>
@@ -7747,13 +6111,6 @@
           <w:szCs w:val="24"/>
         </w:rPr>
         <w:t>•</w:t>
-      </w:r>
-      <w:r>
-        <w:rPr>
-          <w:rFonts w:ascii="Times New Roman" w:hAnsi="Times New Roman" w:cs="Times New Roman"/>
-          <w:sz w:val="24"/>
-          <w:szCs w:val="24"/>
-        </w:rPr>
         <w:tab/>
         <w:t>Возврат ранжированного списка кандидатов с пояснениями</w:t>
       </w:r>
@@ -7773,80 +6130,9 @@
           <w:szCs w:val="24"/>
         </w:rPr>
         <w:t>•</w:t>
-      </w:r>
-      <w:r>
-        <w:rPr>
-          <w:rFonts w:ascii="Times New Roman" w:hAnsi="Times New Roman" w:cs="Times New Roman"/>
-          <w:sz w:val="24"/>
-          <w:szCs w:val="24"/>
-        </w:rPr>
         <w:tab/>
-        <w:t xml:space="preserve">Использование как минимум одной из техник: </w:t>
-      </w:r>
-      <w:proofErr w:type="spellStart"/>
-      <w:r>
-        <w:rPr>
-          <w:rFonts w:ascii="Times New Roman" w:hAnsi="Times New Roman" w:cs="Times New Roman"/>
-          <w:sz w:val="24"/>
-          <w:szCs w:val="24"/>
-        </w:rPr>
-        <w:t>zero-shot</w:t>
-      </w:r>
-      <w:proofErr w:type="spellEnd"/>
-      <w:r>
-        <w:rPr>
-          <w:rFonts w:ascii="Times New Roman" w:hAnsi="Times New Roman" w:cs="Times New Roman"/>
-          <w:sz w:val="24"/>
-          <w:szCs w:val="24"/>
-        </w:rPr>
-        <w:t xml:space="preserve">, </w:t>
-      </w:r>
-      <w:proofErr w:type="spellStart"/>
-      <w:r>
-        <w:rPr>
-          <w:rFonts w:ascii="Times New Roman" w:hAnsi="Times New Roman" w:cs="Times New Roman"/>
-          <w:sz w:val="24"/>
-          <w:szCs w:val="24"/>
-        </w:rPr>
-        <w:t>few-shot</w:t>
-      </w:r>
-      <w:proofErr w:type="spellEnd"/>
-      <w:r>
-        <w:rPr>
-          <w:rFonts w:ascii="Times New Roman" w:hAnsi="Times New Roman" w:cs="Times New Roman"/>
-          <w:sz w:val="24"/>
-          <w:szCs w:val="24"/>
-        </w:rPr>
-        <w:t xml:space="preserve">, </w:t>
-      </w:r>
-      <w:proofErr w:type="spellStart"/>
-      <w:r>
-        <w:rPr>
-          <w:rFonts w:ascii="Times New Roman" w:hAnsi="Times New Roman" w:cs="Times New Roman"/>
-          <w:sz w:val="24"/>
-          <w:szCs w:val="24"/>
-        </w:rPr>
-        <w:t>role</w:t>
-      </w:r>
-      <w:proofErr w:type="spellEnd"/>
-      <w:r>
-        <w:rPr>
-          <w:rFonts w:ascii="Times New Roman" w:hAnsi="Times New Roman" w:cs="Times New Roman"/>
-          <w:sz w:val="24"/>
-          <w:szCs w:val="24"/>
-        </w:rPr>
-        <w:t xml:space="preserve"> </w:t>
-      </w:r>
-      <w:proofErr w:type="spellStart"/>
-      <w:r>
-        <w:rPr>
-          <w:rFonts w:ascii="Times New Roman" w:hAnsi="Times New Roman" w:cs="Times New Roman"/>
-          <w:sz w:val="24"/>
-          <w:szCs w:val="24"/>
-        </w:rPr>
-        <w:t>prompting</w:t>
-      </w:r>
-      <w:proofErr w:type="spellEnd"/>
+        <w:t xml:space="preserve">Использование как минимум одной из техник: zero-shot, few-shot, role prompting</w:t>
+      </w:r>
     </w:p>
     <w:p>
       <w:pPr>
@@ -7863,69 +6149,8 @@
           <w:szCs w:val="24"/>
         </w:rPr>
         <w:t>•</w:t>
-      </w:r>
-      <w:r>
-        <w:rPr>
-          <w:rFonts w:ascii="Times New Roman" w:hAnsi="Times New Roman" w:cs="Times New Roman"/>
-          <w:sz w:val="24"/>
-          <w:szCs w:val="24"/>
-        </w:rPr>
         <w:tab/>
-        <w:t xml:space="preserve">Предложение настроек </w:t>
-      </w:r>
-      <w:proofErr w:type="spellStart"/>
-      <w:r>
-        <w:rPr>
-          <w:rFonts w:ascii="Times New Roman" w:hAnsi="Times New Roman" w:cs="Times New Roman"/>
-          <w:sz w:val="24"/>
-          <w:szCs w:val="24"/>
-        </w:rPr>
-        <w:t>temperature</w:t>
-      </w:r>
-      <w:proofErr w:type="spellEnd"/>
-      <w:r>
-        <w:rPr>
-          <w:rFonts w:ascii="Times New Roman" w:hAnsi="Times New Roman" w:cs="Times New Roman"/>
-          <w:sz w:val="24"/>
-          <w:szCs w:val="24"/>
-        </w:rPr>
-        <w:t xml:space="preserve">, </w:t>
-      </w:r>
-      <w:proofErr w:type="spellStart"/>
-      <w:r>
-        <w:rPr>
-          <w:rFonts w:ascii="Times New Roman" w:hAnsi="Times New Roman" w:cs="Times New Roman"/>
-          <w:sz w:val="24"/>
-          <w:szCs w:val="24"/>
-        </w:rPr>
-        <w:t>top_p</w:t>
-      </w:r>
-      <w:proofErr w:type="spellEnd"/>
-      <w:r>
-        <w:rPr>
-          <w:rFonts w:ascii="Times New Roman" w:hAnsi="Times New Roman" w:cs="Times New Roman"/>
-          <w:sz w:val="24"/>
-          <w:szCs w:val="24"/>
-        </w:rPr>
-        <w:t xml:space="preserve">, </w:t>
-      </w:r>
-      <w:proofErr w:type="spellStart"/>
-      <w:r>
-        <w:rPr>
-          <w:rFonts w:ascii="Times New Roman" w:hAnsi="Times New Roman" w:cs="Times New Roman"/>
-          <w:sz w:val="24"/>
-          <w:szCs w:val="24"/>
-        </w:rPr>
-        <w:t>max_tokens</w:t>
-      </w:r>
-      <w:proofErr w:type="spellEnd"/>
-      <w:r>
-        <w:rPr>
-          <w:rFonts w:ascii="Times New Roman" w:hAnsi="Times New Roman" w:cs="Times New Roman"/>
-          <w:sz w:val="24"/>
-          <w:szCs w:val="24"/>
-        </w:rPr>
-        <w:t xml:space="preserve"> с объяснением</w:t>
+        <w:t xml:space="preserve">Предложение настроек temperature, top_p, max_tokens с объяснением</w:t>
       </w:r>
     </w:p>
     <w:p>
@@ -7944,13 +6169,6 @@
         </w:rPr>
         <w:lastRenderedPageBreak/>
         <w:t>•</w:t>
-      </w:r>
-      <w:r>
-        <w:rPr>
-          <w:rFonts w:ascii="Times New Roman" w:hAnsi="Times New Roman" w:cs="Times New Roman"/>
-          <w:sz w:val="24"/>
-          <w:szCs w:val="24"/>
-        </w:rPr>
         <w:tab/>
         <w:t>Пример работы с двумя-тремя гипотетическими кандидатами</w:t>
       </w:r>
@@ -8437,13 +6655,6 @@
           <w:szCs w:val="24"/>
         </w:rPr>
         <w:t>1.</w:t>
-      </w:r>
-      <w:r>
-        <w:rPr>
-          <w:rFonts w:ascii="Times New Roman" w:hAnsi="Times New Roman" w:cs="Times New Roman"/>
-          <w:sz w:val="24"/>
-          <w:szCs w:val="24"/>
-        </w:rPr>
         <w:tab/>
         <w:t>Определяет тему текста из заданного списка («Технологии», «Здоровье», «Образование», «Финансы», «Спорт»)</w:t>
       </w:r>
@@ -8463,13 +6674,6 @@
           <w:szCs w:val="24"/>
         </w:rPr>
         <w:t>2.</w:t>
-      </w:r>
-      <w:r>
-        <w:rPr>
-          <w:rFonts w:ascii="Times New Roman" w:hAnsi="Times New Roman" w:cs="Times New Roman"/>
-          <w:sz w:val="24"/>
-          <w:szCs w:val="24"/>
-        </w:rPr>
         <w:tab/>
         <w:t>Извлекает 5–10 ключевых слов или фраз</w:t>
       </w:r>
@@ -8489,13 +6693,6 @@
           <w:szCs w:val="24"/>
         </w:rPr>
         <w:t>3.</w:t>
-      </w:r>
-      <w:r>
-        <w:rPr>
-          <w:rFonts w:ascii="Times New Roman" w:hAnsi="Times New Roman" w:cs="Times New Roman"/>
-          <w:sz w:val="24"/>
-          <w:szCs w:val="24"/>
-        </w:rPr>
         <w:tab/>
         <w:t>Оценивает тональность текста (положительная, отрицательная, нейтральная)</w:t>
       </w:r>
@@ -8532,62 +6729,9 @@
           <w:szCs w:val="24"/>
         </w:rPr>
         <w:t>•</w:t>
-      </w:r>
-      <w:r>
-        <w:rPr>
-          <w:rFonts w:ascii="Times New Roman" w:hAnsi="Times New Roman" w:cs="Times New Roman"/>
-          <w:sz w:val="24"/>
-          <w:szCs w:val="24"/>
-        </w:rPr>
         <w:tab/>
-        <w:t xml:space="preserve">Структурированный вывод (JSON) с полями: </w:t>
-      </w:r>
-      <w:proofErr w:type="spellStart"/>
-      <w:r>
-        <w:rPr>
-          <w:rFonts w:ascii="Times New Roman" w:hAnsi="Times New Roman" w:cs="Times New Roman"/>
-          <w:sz w:val="24"/>
-          <w:szCs w:val="24"/>
-        </w:rPr>
-        <w:t>topic</w:t>
-      </w:r>
-      <w:proofErr w:type="spellEnd"/>
-      <w:r>
-        <w:rPr>
-          <w:rFonts w:ascii="Times New Roman" w:hAnsi="Times New Roman" w:cs="Times New Roman"/>
-          <w:sz w:val="24"/>
-          <w:szCs w:val="24"/>
-        </w:rPr>
-        <w:t xml:space="preserve">, </w:t>
-      </w:r>
-      <w:proofErr w:type="spellStart"/>
-      <w:r>
-        <w:rPr>
-          <w:rFonts w:ascii="Times New Roman" w:hAnsi="Times New Roman" w:cs="Times New Roman"/>
-          <w:sz w:val="24"/>
-          <w:szCs w:val="24"/>
-        </w:rPr>
-        <w:t>keywords</w:t>
-      </w:r>
-      <w:proofErr w:type="spellEnd"/>
-      <w:r>
-        <w:rPr>
-          <w:rFonts w:ascii="Times New Roman" w:hAnsi="Times New Roman" w:cs="Times New Roman"/>
-          <w:sz w:val="24"/>
-          <w:szCs w:val="24"/>
-        </w:rPr>
-        <w:t xml:space="preserve"> (массив), </w:t>
-      </w:r>
-      <w:proofErr w:type="spellStart"/>
-      <w:r>
-        <w:rPr>
-          <w:rFonts w:ascii="Times New Roman" w:hAnsi="Times New Roman" w:cs="Times New Roman"/>
-          <w:sz w:val="24"/>
-          <w:szCs w:val="24"/>
-        </w:rPr>
-        <w:t>sentiment</w:t>
-      </w:r>
-      <w:proofErr w:type="spellEnd"/>
+        <w:t xml:space="preserve">Структурированный вывод (JSON) с полями: topic, keywords (массив), sentiment</w:t>
+      </w:r>
     </w:p>
     <w:p>
       <w:pPr>
@@ -8604,51 +6748,8 @@
           <w:szCs w:val="24"/>
         </w:rPr>
         <w:t>•</w:t>
-      </w:r>
-      <w:r>
-        <w:rPr>
-          <w:rFonts w:ascii="Times New Roman" w:hAnsi="Times New Roman" w:cs="Times New Roman"/>
-          <w:sz w:val="24"/>
-          <w:szCs w:val="24"/>
-        </w:rPr>
         <w:tab/>
-        <w:t xml:space="preserve">Использование техник </w:t>
-      </w:r>
-      <w:proofErr w:type="spellStart"/>
-      <w:r>
-        <w:rPr>
-          <w:rFonts w:ascii="Times New Roman" w:hAnsi="Times New Roman" w:cs="Times New Roman"/>
-          <w:sz w:val="24"/>
-          <w:szCs w:val="24"/>
-        </w:rPr>
-        <w:t>промптинга</w:t>
-      </w:r>
-      <w:proofErr w:type="spellEnd"/>
-      <w:r>
-        <w:rPr>
-          <w:rFonts w:ascii="Times New Roman" w:hAnsi="Times New Roman" w:cs="Times New Roman"/>
-          <w:sz w:val="24"/>
-          <w:szCs w:val="24"/>
-        </w:rPr>
-        <w:t xml:space="preserve"> для повышения точности (например, </w:t>
-      </w:r>
-      <w:proofErr w:type="spellStart"/>
-      <w:r>
-        <w:rPr>
-          <w:rFonts w:ascii="Times New Roman" w:hAnsi="Times New Roman" w:cs="Times New Roman"/>
-          <w:sz w:val="24"/>
-          <w:szCs w:val="24"/>
-        </w:rPr>
-        <w:t>few-shot</w:t>
-      </w:r>
-      <w:proofErr w:type="spellEnd"/>
-      <w:r>
-        <w:rPr>
-          <w:rFonts w:ascii="Times New Roman" w:hAnsi="Times New Roman" w:cs="Times New Roman"/>
-          <w:sz w:val="24"/>
-          <w:szCs w:val="24"/>
-        </w:rPr>
-        <w:t>)</w:t>
+        <w:t xml:space="preserve">Использование техник промптинга для повышения точности (например, few-shot)</w:t>
       </w:r>
     </w:p>
     <w:p>
@@ -8666,13 +6767,6 @@
           <w:szCs w:val="24"/>
         </w:rPr>
         <w:t>•</w:t>
-      </w:r>
-      <w:r>
-        <w:rPr>
-          <w:rFonts w:ascii="Times New Roman" w:hAnsi="Times New Roman" w:cs="Times New Roman"/>
-          <w:sz w:val="24"/>
-          <w:szCs w:val="24"/>
-        </w:rPr>
         <w:tab/>
         <w:t>Обоснование выбора параметров API</w:t>
       </w:r>
@@ -8692,13 +6786,6 @@
           <w:szCs w:val="24"/>
         </w:rPr>
         <w:t>•</w:t>
-      </w:r>
-      <w:r>
-        <w:rPr>
-          <w:rFonts w:ascii="Times New Roman" w:hAnsi="Times New Roman" w:cs="Times New Roman"/>
-          <w:sz w:val="24"/>
-          <w:szCs w:val="24"/>
-        </w:rPr>
         <w:tab/>
         <w:t>Пример работы на произвольном тексте</w:t>
       </w:r>
